--- a/12_publication_figures/tables/TableB_Host_Top20_Representative.docx
+++ b/12_publication_figures/tables/TableB_Host_Top20_Representative.docx
@@ -416,7 +416,7 @@
                 <w:rFonts w:ascii="Calibri" w:hAnsi="Calibri"/>
                 <w:sz w:val="11px"/>
               </w:rPr>
-              <w:t xml:space="default">-1.63</w:t>
+              <w:t xml:space="default">-1.73</w:t>
             </w:r>
           </w:p>
         </w:tc>
@@ -593,7 +593,7 @@
                 <w:rFonts w:ascii="Calibri" w:hAnsi="Calibri"/>
                 <w:sz w:val="11px"/>
               </w:rPr>
-              <w:t xml:space="default">-1.36</w:t>
+              <w:t xml:space="default">-1.48</w:t>
             </w:r>
           </w:p>
         </w:tc>
@@ -770,7 +770,7 @@
                 <w:rFonts w:ascii="Calibri" w:hAnsi="Calibri"/>
                 <w:sz w:val="11px"/>
               </w:rPr>
-              <w:t xml:space="default">-1.17</w:t>
+              <w:t xml:space="default">-1.30</w:t>
             </w:r>
           </w:p>
         </w:tc>
@@ -947,7 +947,7 @@
                 <w:rFonts w:ascii="Calibri" w:hAnsi="Calibri"/>
                 <w:sz w:val="11px"/>
               </w:rPr>
-              <w:t xml:space="default">1.01</w:t>
+              <w:t xml:space="default">1.15</w:t>
             </w:r>
           </w:p>
         </w:tc>
@@ -1124,7 +1124,7 @@
                 <w:rFonts w:ascii="Calibri" w:hAnsi="Calibri"/>
                 <w:sz w:val="11px"/>
               </w:rPr>
-              <w:t xml:space="default">-0.88</w:t>
+              <w:t xml:space="default">-1.02</w:t>
             </w:r>
           </w:p>
         </w:tc>
@@ -1301,7 +1301,7 @@
                 <w:rFonts w:ascii="Calibri" w:hAnsi="Calibri"/>
                 <w:sz w:val="11px"/>
               </w:rPr>
-              <w:t xml:space="default">-0.76</w:t>
+              <w:t xml:space="default">-0.91</w:t>
             </w:r>
           </w:p>
         </w:tc>
@@ -1478,7 +1478,7 @@
                 <w:rFonts w:ascii="Calibri" w:hAnsi="Calibri"/>
                 <w:sz w:val="11px"/>
               </w:rPr>
-              <w:t xml:space="default">-0.65</w:t>
+              <w:t xml:space="default">-0.81</w:t>
             </w:r>
           </w:p>
         </w:tc>
@@ -1655,7 +1655,7 @@
                 <w:rFonts w:ascii="Calibri" w:hAnsi="Calibri"/>
                 <w:sz w:val="11px"/>
               </w:rPr>
-              <w:t xml:space="default">-0.54</w:t>
+              <w:t xml:space="default">-0.72</w:t>
             </w:r>
           </w:p>
         </w:tc>
@@ -1832,7 +1832,7 @@
                 <w:rFonts w:ascii="Calibri" w:hAnsi="Calibri"/>
                 <w:sz w:val="11px"/>
               </w:rPr>
-              <w:t xml:space="default">-0.45</w:t>
+              <w:t xml:space="default">-0.63</w:t>
             </w:r>
           </w:p>
         </w:tc>
@@ -1923,7 +1923,7 @@
               <w:start w:val="single" w:space="0" w:color="D3D3D3"/>
               <w:end w:val="single" w:space="0" w:color="D3D3D3"/>
             </w:tcBorders>
-            <w:shd w:val="clear" w:color="auto" w:fill="377EB8"/>
+            <w:shd w:val="clear" w:color="auto" w:fill="4DAF4A"/>
           </w:tcPr>
           <w:p>
             <w:pPr>
@@ -1937,7 +1937,7 @@
                 <w:sz w:val="11px"/>
                 <w:color w:val="FFFFFF"/>
               </w:rPr>
-              <w:t xml:space="default">MF</w:t>
+              <w:t xml:space="default">BP</w:t>
             </w:r>
           </w:p>
         </w:tc>
@@ -1961,55 +1961,55 @@
                 <w:rFonts w:ascii="Calibri" w:hAnsi="Calibri"/>
                 <w:sz w:val="11px"/>
               </w:rPr>
-              <w:t xml:space="default">actin binding</w:t>
-            </w:r>
-          </w:p>
-        </w:tc>
-        <w:tc>
-          <w:tcPr>
-            <w:tcBorders>
-              <w:top w:val="single" w:space="0" w:color="D3D3D3"/>
-              <w:bottom w:val="single" w:space="0" w:color="D3D3D3"/>
-              <w:start w:val="single" w:space="0" w:color="D3D3D3"/>
-              <w:end w:val="single" w:space="0" w:color="D3D3D3"/>
-            </w:tcBorders>
-          </w:tcPr>
-          <w:p>
-            <w:pPr>
-              <w:spacing w:before="0" w:after="60"/>
-              <w:keepNext/>
-              <w:jc w:val="end"/>
-            </w:pPr>
-            <w:r>
-              <w:rPr>
-                <w:rFonts w:ascii="Calibri" w:hAnsi="Calibri"/>
-                <w:sz w:val="11px"/>
-              </w:rPr>
-              <w:t xml:space="default">4.51 × 10^-5</w:t>
-            </w:r>
-          </w:p>
-        </w:tc>
-        <w:tc>
-          <w:tcPr>
-            <w:tcBorders>
-              <w:top w:val="single" w:space="0" w:color="D3D3D3"/>
-              <w:bottom w:val="single" w:space="0" w:color="D3D3D3"/>
-              <w:start w:val="single" w:space="0" w:color="D3D3D3"/>
-              <w:end w:val="single" w:space="0" w:color="D3D3D3"/>
-            </w:tcBorders>
-          </w:tcPr>
-          <w:p>
-            <w:pPr>
-              <w:spacing w:before="0" w:after="60"/>
-              <w:keepNext/>
-              <w:jc w:val="end"/>
-            </w:pPr>
-            <w:r>
-              <w:rPr>
-                <w:rFonts w:ascii="Calibri" w:hAnsi="Calibri"/>
-                <w:sz w:val="11px"/>
-              </w:rPr>
-              <w:t xml:space="default">0.35</w:t>
+              <w:t xml:space="default">G protein-coupled receptor signaling pathway</w:t>
+            </w:r>
+          </w:p>
+        </w:tc>
+        <w:tc>
+          <w:tcPr>
+            <w:tcBorders>
+              <w:top w:val="single" w:space="0" w:color="D3D3D3"/>
+              <w:bottom w:val="single" w:space="0" w:color="D3D3D3"/>
+              <w:start w:val="single" w:space="0" w:color="D3D3D3"/>
+              <w:end w:val="single" w:space="0" w:color="D3D3D3"/>
+            </w:tcBorders>
+          </w:tcPr>
+          <w:p>
+            <w:pPr>
+              <w:spacing w:before="0" w:after="60"/>
+              <w:keepNext/>
+              <w:jc w:val="end"/>
+            </w:pPr>
+            <w:r>
+              <w:rPr>
+                <w:rFonts w:ascii="Calibri" w:hAnsi="Calibri"/>
+                <w:sz w:val="11px"/>
+              </w:rPr>
+              <w:t xml:space="default">5.15 × 10^-5</w:t>
+            </w:r>
+          </w:p>
+        </w:tc>
+        <w:tc>
+          <w:tcPr>
+            <w:tcBorders>
+              <w:top w:val="single" w:space="0" w:color="D3D3D3"/>
+              <w:bottom w:val="single" w:space="0" w:color="D3D3D3"/>
+              <w:start w:val="single" w:space="0" w:color="D3D3D3"/>
+              <w:end w:val="single" w:space="0" w:color="D3D3D3"/>
+            </w:tcBorders>
+          </w:tcPr>
+          <w:p>
+            <w:pPr>
+              <w:spacing w:before="0" w:after="60"/>
+              <w:keepNext/>
+              <w:jc w:val="end"/>
+            </w:pPr>
+            <w:r>
+              <w:rPr>
+                <w:rFonts w:ascii="Calibri" w:hAnsi="Calibri"/>
+                <w:sz w:val="11px"/>
+              </w:rPr>
+              <w:t xml:space="default">0.55</w:t>
             </w:r>
           </w:p>
         </w:tc>
@@ -2059,7 +2059,7 @@
                 <w:rFonts w:ascii="Calibri" w:hAnsi="Calibri"/>
                 <w:sz w:val="11px"/>
               </w:rPr>
-              <w:t xml:space="default">8</w:t>
+              <w:t xml:space="default">24</w:t>
             </w:r>
           </w:p>
         </w:tc>
@@ -2100,7 +2100,7 @@
               <w:start w:val="single" w:space="0" w:color="D3D3D3"/>
               <w:end w:val="single" w:space="0" w:color="D3D3D3"/>
             </w:tcBorders>
-            <w:shd w:val="clear" w:color="auto" w:fill="4DAF4A"/>
+            <w:shd w:val="clear" w:color="auto" w:fill="E41A1C"/>
           </w:tcPr>
           <w:p>
             <w:pPr>
@@ -2114,7 +2114,7 @@
                 <w:sz w:val="11px"/>
                 <w:color w:val="FFFFFF"/>
               </w:rPr>
-              <w:t xml:space="default">BP</w:t>
+              <w:t xml:space="default">CC</w:t>
             </w:r>
           </w:p>
         </w:tc>
@@ -2138,67 +2138,67 @@
                 <w:rFonts w:ascii="Calibri" w:hAnsi="Calibri"/>
                 <w:sz w:val="11px"/>
               </w:rPr>
-              <w:t xml:space="default">G protein-coupled receptor signaling pathway</w:t>
-            </w:r>
-          </w:p>
-        </w:tc>
-        <w:tc>
-          <w:tcPr>
-            <w:tcBorders>
-              <w:top w:val="single" w:space="0" w:color="D3D3D3"/>
-              <w:bottom w:val="single" w:space="0" w:color="D3D3D3"/>
-              <w:start w:val="single" w:space="0" w:color="D3D3D3"/>
-              <w:end w:val="single" w:space="0" w:color="D3D3D3"/>
-            </w:tcBorders>
-          </w:tcPr>
-          <w:p>
-            <w:pPr>
-              <w:spacing w:before="0" w:after="60"/>
-              <w:keepNext/>
-              <w:jc w:val="end"/>
-            </w:pPr>
-            <w:r>
-              <w:rPr>
-                <w:rFonts w:ascii="Calibri" w:hAnsi="Calibri"/>
-                <w:sz w:val="11px"/>
-              </w:rPr>
-              <w:t xml:space="default">5.15 × 10^-5</w:t>
-            </w:r>
-          </w:p>
-        </w:tc>
-        <w:tc>
-          <w:tcPr>
-            <w:tcBorders>
-              <w:top w:val="single" w:space="0" w:color="D3D3D3"/>
-              <w:bottom w:val="single" w:space="0" w:color="D3D3D3"/>
-              <w:start w:val="single" w:space="0" w:color="D3D3D3"/>
-              <w:end w:val="single" w:space="0" w:color="D3D3D3"/>
-            </w:tcBorders>
-          </w:tcPr>
-          <w:p>
-            <w:pPr>
-              <w:spacing w:before="0" w:after="60"/>
-              <w:keepNext/>
-              <w:jc w:val="end"/>
-            </w:pPr>
-            <w:r>
-              <w:rPr>
-                <w:rFonts w:ascii="Calibri" w:hAnsi="Calibri"/>
-                <w:sz w:val="11px"/>
-              </w:rPr>
-              <w:t xml:space="default">0.26</w:t>
-            </w:r>
-          </w:p>
-        </w:tc>
-        <w:tc>
-          <w:tcPr>
-            <w:tcBorders>
-              <w:top w:val="single" w:space="0" w:color="D3D3D3"/>
-              <w:bottom w:val="single" w:space="0" w:color="D3D3D3"/>
-              <w:start w:val="single" w:space="0" w:color="D3D3D3"/>
-              <w:end w:val="single" w:space="0" w:color="D3D3D3"/>
-            </w:tcBorders>
-            <w:shd w:val="clear" w:color="auto" w:fill="B2182B"/>
+              <w:t xml:space="default">peptidase complex</w:t>
+            </w:r>
+          </w:p>
+        </w:tc>
+        <w:tc>
+          <w:tcPr>
+            <w:tcBorders>
+              <w:top w:val="single" w:space="0" w:color="D3D3D3"/>
+              <w:bottom w:val="single" w:space="0" w:color="D3D3D3"/>
+              <w:start w:val="single" w:space="0" w:color="D3D3D3"/>
+              <w:end w:val="single" w:space="0" w:color="D3D3D3"/>
+            </w:tcBorders>
+          </w:tcPr>
+          <w:p>
+            <w:pPr>
+              <w:spacing w:before="0" w:after="60"/>
+              <w:keepNext/>
+              <w:jc w:val="end"/>
+            </w:pPr>
+            <w:r>
+              <w:rPr>
+                <w:rFonts w:ascii="Calibri" w:hAnsi="Calibri"/>
+                <w:sz w:val="11px"/>
+              </w:rPr>
+              <w:t xml:space="default">9.53 × 10^-5</w:t>
+            </w:r>
+          </w:p>
+        </w:tc>
+        <w:tc>
+          <w:tcPr>
+            <w:tcBorders>
+              <w:top w:val="single" w:space="0" w:color="D3D3D3"/>
+              <w:bottom w:val="single" w:space="0" w:color="D3D3D3"/>
+              <w:start w:val="single" w:space="0" w:color="D3D3D3"/>
+              <w:end w:val="single" w:space="0" w:color="D3D3D3"/>
+            </w:tcBorders>
+          </w:tcPr>
+          <w:p>
+            <w:pPr>
+              <w:spacing w:before="0" w:after="60"/>
+              <w:keepNext/>
+              <w:jc w:val="end"/>
+            </w:pPr>
+            <w:r>
+              <w:rPr>
+                <w:rFonts w:ascii="Calibri" w:hAnsi="Calibri"/>
+                <w:sz w:val="11px"/>
+              </w:rPr>
+              <w:t xml:space="default">-0.47</w:t>
+            </w:r>
+          </w:p>
+        </w:tc>
+        <w:tc>
+          <w:tcPr>
+            <w:tcBorders>
+              <w:top w:val="single" w:space="0" w:color="D3D3D3"/>
+              <w:bottom w:val="single" w:space="0" w:color="D3D3D3"/>
+              <w:start w:val="single" w:space="0" w:color="D3D3D3"/>
+              <w:end w:val="single" w:space="0" w:color="D3D3D3"/>
+            </w:tcBorders>
+            <w:shd w:val="clear" w:color="auto" w:fill="2166AC"/>
           </w:tcPr>
           <w:p>
             <w:pPr>
@@ -2212,31 +2212,31 @@
                 <w:sz w:val="11px"/>
                 <w:color w:val="FFFFFF"/>
               </w:rPr>
-              <w:t xml:space="default">Up</w:t>
-            </w:r>
-          </w:p>
-        </w:tc>
-        <w:tc>
-          <w:tcPr>
-            <w:tcBorders>
-              <w:top w:val="single" w:space="0" w:color="D3D3D3"/>
-              <w:bottom w:val="single" w:space="0" w:color="D3D3D3"/>
-              <w:start w:val="single" w:space="0" w:color="D3D3D3"/>
-              <w:end w:val="single" w:space="0" w:color="D3D3D3"/>
-            </w:tcBorders>
-          </w:tcPr>
-          <w:p>
-            <w:pPr>
-              <w:spacing w:before="0" w:after="60"/>
-              <w:keepNext/>
-              <w:jc w:val="end"/>
-            </w:pPr>
-            <w:r>
-              <w:rPr>
-                <w:rFonts w:ascii="Calibri" w:hAnsi="Calibri"/>
-                <w:sz w:val="11px"/>
-              </w:rPr>
-              <w:t xml:space="default">24</w:t>
+              <w:t xml:space="default">Down</w:t>
+            </w:r>
+          </w:p>
+        </w:tc>
+        <w:tc>
+          <w:tcPr>
+            <w:tcBorders>
+              <w:top w:val="single" w:space="0" w:color="D3D3D3"/>
+              <w:bottom w:val="single" w:space="0" w:color="D3D3D3"/>
+              <w:start w:val="single" w:space="0" w:color="D3D3D3"/>
+              <w:end w:val="single" w:space="0" w:color="D3D3D3"/>
+            </w:tcBorders>
+          </w:tcPr>
+          <w:p>
+            <w:pPr>
+              <w:spacing w:before="0" w:after="60"/>
+              <w:keepNext/>
+              <w:jc w:val="end"/>
+            </w:pPr>
+            <w:r>
+              <w:rPr>
+                <w:rFonts w:ascii="Calibri" w:hAnsi="Calibri"/>
+                <w:sz w:val="11px"/>
+              </w:rPr>
+              <w:t xml:space="default">5</w:t>
             </w:r>
           </w:p>
         </w:tc>
@@ -2315,67 +2315,67 @@
                 <w:rFonts w:ascii="Calibri" w:hAnsi="Calibri"/>
                 <w:sz w:val="11px"/>
               </w:rPr>
-              <w:t xml:space="default">peptidase complex</w:t>
-            </w:r>
-          </w:p>
-        </w:tc>
-        <w:tc>
-          <w:tcPr>
-            <w:tcBorders>
-              <w:top w:val="single" w:space="0" w:color="D3D3D3"/>
-              <w:bottom w:val="single" w:space="0" w:color="D3D3D3"/>
-              <w:start w:val="single" w:space="0" w:color="D3D3D3"/>
-              <w:end w:val="single" w:space="0" w:color="D3D3D3"/>
-            </w:tcBorders>
-          </w:tcPr>
-          <w:p>
-            <w:pPr>
-              <w:spacing w:before="0" w:after="60"/>
-              <w:keepNext/>
-              <w:jc w:val="end"/>
-            </w:pPr>
-            <w:r>
-              <w:rPr>
-                <w:rFonts w:ascii="Calibri" w:hAnsi="Calibri"/>
-                <w:sz w:val="11px"/>
-              </w:rPr>
-              <w:t xml:space="default">9.53 × 10^-5</w:t>
-            </w:r>
-          </w:p>
-        </w:tc>
-        <w:tc>
-          <w:tcPr>
-            <w:tcBorders>
-              <w:top w:val="single" w:space="0" w:color="D3D3D3"/>
-              <w:bottom w:val="single" w:space="0" w:color="D3D3D3"/>
-              <w:start w:val="single" w:space="0" w:color="D3D3D3"/>
-              <w:end w:val="single" w:space="0" w:color="D3D3D3"/>
-            </w:tcBorders>
-          </w:tcPr>
-          <w:p>
-            <w:pPr>
-              <w:spacing w:before="0" w:after="60"/>
-              <w:keepNext/>
-              <w:jc w:val="end"/>
-            </w:pPr>
-            <w:r>
-              <w:rPr>
-                <w:rFonts w:ascii="Calibri" w:hAnsi="Calibri"/>
-                <w:sz w:val="11px"/>
-              </w:rPr>
-              <w:t xml:space="default">-0.17</w:t>
-            </w:r>
-          </w:p>
-        </w:tc>
-        <w:tc>
-          <w:tcPr>
-            <w:tcBorders>
-              <w:top w:val="single" w:space="0" w:color="D3D3D3"/>
-              <w:bottom w:val="single" w:space="0" w:color="D3D3D3"/>
-              <w:start w:val="single" w:space="0" w:color="D3D3D3"/>
-              <w:end w:val="single" w:space="0" w:color="D3D3D3"/>
-            </w:tcBorders>
-            <w:shd w:val="clear" w:color="auto" w:fill="2166AC"/>
+              <w:t xml:space="default">myosin complex</w:t>
+            </w:r>
+          </w:p>
+        </w:tc>
+        <w:tc>
+          <w:tcPr>
+            <w:tcBorders>
+              <w:top w:val="single" w:space="0" w:color="D3D3D3"/>
+              <w:bottom w:val="single" w:space="0" w:color="D3D3D3"/>
+              <w:start w:val="single" w:space="0" w:color="D3D3D3"/>
+              <w:end w:val="single" w:space="0" w:color="D3D3D3"/>
+            </w:tcBorders>
+          </w:tcPr>
+          <w:p>
+            <w:pPr>
+              <w:spacing w:before="0" w:after="60"/>
+              <w:keepNext/>
+              <w:jc w:val="end"/>
+            </w:pPr>
+            <w:r>
+              <w:rPr>
+                <w:rFonts w:ascii="Calibri" w:hAnsi="Calibri"/>
+                <w:sz w:val="11px"/>
+              </w:rPr>
+              <w:t xml:space="default">4.49 × 10^-4</w:t>
+            </w:r>
+          </w:p>
+        </w:tc>
+        <w:tc>
+          <w:tcPr>
+            <w:tcBorders>
+              <w:top w:val="single" w:space="0" w:color="D3D3D3"/>
+              <w:bottom w:val="single" w:space="0" w:color="D3D3D3"/>
+              <w:start w:val="single" w:space="0" w:color="D3D3D3"/>
+              <w:end w:val="single" w:space="0" w:color="D3D3D3"/>
+            </w:tcBorders>
+          </w:tcPr>
+          <w:p>
+            <w:pPr>
+              <w:spacing w:before="0" w:after="60"/>
+              <w:keepNext/>
+              <w:jc w:val="end"/>
+            </w:pPr>
+            <w:r>
+              <w:rPr>
+                <w:rFonts w:ascii="Calibri" w:hAnsi="Calibri"/>
+                <w:sz w:val="11px"/>
+              </w:rPr>
+              <w:t xml:space="default">0.39</w:t>
+            </w:r>
+          </w:p>
+        </w:tc>
+        <w:tc>
+          <w:tcPr>
+            <w:tcBorders>
+              <w:top w:val="single" w:space="0" w:color="D3D3D3"/>
+              <w:bottom w:val="single" w:space="0" w:color="D3D3D3"/>
+              <w:start w:val="single" w:space="0" w:color="D3D3D3"/>
+              <w:end w:val="single" w:space="0" w:color="D3D3D3"/>
+            </w:tcBorders>
+            <w:shd w:val="clear" w:color="auto" w:fill="B2182B"/>
           </w:tcPr>
           <w:p>
             <w:pPr>
@@ -2389,7 +2389,7 @@
                 <w:sz w:val="11px"/>
                 <w:color w:val="FFFFFF"/>
               </w:rPr>
-              <w:t xml:space="default">Down</w:t>
+              <w:t xml:space="default">Up</w:t>
             </w:r>
           </w:p>
         </w:tc>
@@ -2454,7 +2454,7 @@
               <w:start w:val="single" w:space="0" w:color="D3D3D3"/>
               <w:end w:val="single" w:space="0" w:color="D3D3D3"/>
             </w:tcBorders>
-            <w:shd w:val="clear" w:color="auto" w:fill="E41A1C"/>
+            <w:shd w:val="clear" w:color="auto" w:fill="377EB8"/>
           </w:tcPr>
           <w:p>
             <w:pPr>
@@ -2468,7 +2468,7 @@
                 <w:sz w:val="11px"/>
                 <w:color w:val="FFFFFF"/>
               </w:rPr>
-              <w:t xml:space="default">CC</w:t>
+              <w:t xml:space="default">MF</w:t>
             </w:r>
           </w:p>
         </w:tc>
@@ -2492,67 +2492,67 @@
                 <w:rFonts w:ascii="Calibri" w:hAnsi="Calibri"/>
                 <w:sz w:val="11px"/>
               </w:rPr>
-              <w:t xml:space="default">myosin complex</w:t>
-            </w:r>
-          </w:p>
-        </w:tc>
-        <w:tc>
-          <w:tcPr>
-            <w:tcBorders>
-              <w:top w:val="single" w:space="0" w:color="D3D3D3"/>
-              <w:bottom w:val="single" w:space="0" w:color="D3D3D3"/>
-              <w:start w:val="single" w:space="0" w:color="D3D3D3"/>
-              <w:end w:val="single" w:space="0" w:color="D3D3D3"/>
-            </w:tcBorders>
-          </w:tcPr>
-          <w:p>
-            <w:pPr>
-              <w:spacing w:before="0" w:after="60"/>
-              <w:keepNext/>
-              <w:jc w:val="end"/>
-            </w:pPr>
-            <w:r>
-              <w:rPr>
-                <w:rFonts w:ascii="Calibri" w:hAnsi="Calibri"/>
-                <w:sz w:val="11px"/>
-              </w:rPr>
-              <w:t xml:space="default">4.49 × 10^-4</w:t>
-            </w:r>
-          </w:p>
-        </w:tc>
-        <w:tc>
-          <w:tcPr>
-            <w:tcBorders>
-              <w:top w:val="single" w:space="0" w:color="D3D3D3"/>
-              <w:bottom w:val="single" w:space="0" w:color="D3D3D3"/>
-              <w:start w:val="single" w:space="0" w:color="D3D3D3"/>
-              <w:end w:val="single" w:space="0" w:color="D3D3D3"/>
-            </w:tcBorders>
-          </w:tcPr>
-          <w:p>
-            <w:pPr>
-              <w:spacing w:before="0" w:after="60"/>
-              <w:keepNext/>
-              <w:jc w:val="end"/>
-            </w:pPr>
-            <w:r>
-              <w:rPr>
-                <w:rFonts w:ascii="Calibri" w:hAnsi="Calibri"/>
-                <w:sz w:val="11px"/>
-              </w:rPr>
-              <w:t xml:space="default">0.09</w:t>
-            </w:r>
-          </w:p>
-        </w:tc>
-        <w:tc>
-          <w:tcPr>
-            <w:tcBorders>
-              <w:top w:val="single" w:space="0" w:color="D3D3D3"/>
-              <w:bottom w:val="single" w:space="0" w:color="D3D3D3"/>
-              <w:start w:val="single" w:space="0" w:color="D3D3D3"/>
-              <w:end w:val="single" w:space="0" w:color="D3D3D3"/>
-            </w:tcBorders>
-            <w:shd w:val="clear" w:color="auto" w:fill="B2182B"/>
+              <w:t xml:space="default">RNA binding</w:t>
+            </w:r>
+          </w:p>
+        </w:tc>
+        <w:tc>
+          <w:tcPr>
+            <w:tcBorders>
+              <w:top w:val="single" w:space="0" w:color="D3D3D3"/>
+              <w:bottom w:val="single" w:space="0" w:color="D3D3D3"/>
+              <w:start w:val="single" w:space="0" w:color="D3D3D3"/>
+              <w:end w:val="single" w:space="0" w:color="D3D3D3"/>
+            </w:tcBorders>
+          </w:tcPr>
+          <w:p>
+            <w:pPr>
+              <w:spacing w:before="0" w:after="60"/>
+              <w:keepNext/>
+              <w:jc w:val="end"/>
+            </w:pPr>
+            <w:r>
+              <w:rPr>
+                <w:rFonts w:ascii="Calibri" w:hAnsi="Calibri"/>
+                <w:sz w:val="11px"/>
+              </w:rPr>
+              <w:t xml:space="default">4.53 × 10^-4</w:t>
+            </w:r>
+          </w:p>
+        </w:tc>
+        <w:tc>
+          <w:tcPr>
+            <w:tcBorders>
+              <w:top w:val="single" w:space="0" w:color="D3D3D3"/>
+              <w:bottom w:val="single" w:space="0" w:color="D3D3D3"/>
+              <w:start w:val="single" w:space="0" w:color="D3D3D3"/>
+              <w:end w:val="single" w:space="0" w:color="D3D3D3"/>
+            </w:tcBorders>
+          </w:tcPr>
+          <w:p>
+            <w:pPr>
+              <w:spacing w:before="0" w:after="60"/>
+              <w:keepNext/>
+              <w:jc w:val="end"/>
+            </w:pPr>
+            <w:r>
+              <w:rPr>
+                <w:rFonts w:ascii="Calibri" w:hAnsi="Calibri"/>
+                <w:sz w:val="11px"/>
+              </w:rPr>
+              <w:t xml:space="default">-0.32</w:t>
+            </w:r>
+          </w:p>
+        </w:tc>
+        <w:tc>
+          <w:tcPr>
+            <w:tcBorders>
+              <w:top w:val="single" w:space="0" w:color="D3D3D3"/>
+              <w:bottom w:val="single" w:space="0" w:color="D3D3D3"/>
+              <w:start w:val="single" w:space="0" w:color="D3D3D3"/>
+              <w:end w:val="single" w:space="0" w:color="D3D3D3"/>
+            </w:tcBorders>
+            <w:shd w:val="clear" w:color="auto" w:fill="2166AC"/>
           </w:tcPr>
           <w:p>
             <w:pPr>
@@ -2566,31 +2566,31 @@
                 <w:sz w:val="11px"/>
                 <w:color w:val="FFFFFF"/>
               </w:rPr>
-              <w:t xml:space="default">Up</w:t>
-            </w:r>
-          </w:p>
-        </w:tc>
-        <w:tc>
-          <w:tcPr>
-            <w:tcBorders>
-              <w:top w:val="single" w:space="0" w:color="D3D3D3"/>
-              <w:bottom w:val="single" w:space="0" w:color="D3D3D3"/>
-              <w:start w:val="single" w:space="0" w:color="D3D3D3"/>
-              <w:end w:val="single" w:space="0" w:color="D3D3D3"/>
-            </w:tcBorders>
-          </w:tcPr>
-          <w:p>
-            <w:pPr>
-              <w:spacing w:before="0" w:after="60"/>
-              <w:keepNext/>
-              <w:jc w:val="end"/>
-            </w:pPr>
-            <w:r>
-              <w:rPr>
-                <w:rFonts w:ascii="Calibri" w:hAnsi="Calibri"/>
-                <w:sz w:val="11px"/>
-              </w:rPr>
-              <w:t xml:space="default">5</w:t>
+              <w:t xml:space="default">Down</w:t>
+            </w:r>
+          </w:p>
+        </w:tc>
+        <w:tc>
+          <w:tcPr>
+            <w:tcBorders>
+              <w:top w:val="single" w:space="0" w:color="D3D3D3"/>
+              <w:bottom w:val="single" w:space="0" w:color="D3D3D3"/>
+              <w:start w:val="single" w:space="0" w:color="D3D3D3"/>
+              <w:end w:val="single" w:space="0" w:color="D3D3D3"/>
+            </w:tcBorders>
+          </w:tcPr>
+          <w:p>
+            <w:pPr>
+              <w:spacing w:before="0" w:after="60"/>
+              <w:keepNext/>
+              <w:jc w:val="end"/>
+            </w:pPr>
+            <w:r>
+              <w:rPr>
+                <w:rFonts w:ascii="Calibri" w:hAnsi="Calibri"/>
+                <w:sz w:val="11px"/>
+              </w:rPr>
+              <w:t xml:space="default">52</w:t>
             </w:r>
           </w:p>
         </w:tc>
@@ -2717,7 +2717,7 @@
                 <w:rFonts w:ascii="Calibri" w:hAnsi="Calibri"/>
                 <w:sz w:val="11px"/>
               </w:rPr>
-              <w:t xml:space="default">0.00</w:t>
+              <w:t xml:space="default">-0.25</w:t>
             </w:r>
           </w:p>
         </w:tc>
@@ -2894,7 +2894,7 @@
                 <w:rFonts w:ascii="Calibri" w:hAnsi="Calibri"/>
                 <w:sz w:val="11px"/>
               </w:rPr>
-              <w:t xml:space="default">0.09</w:t>
+              <w:t xml:space="default">0.17</w:t>
             </w:r>
           </w:p>
         </w:tc>
@@ -3071,7 +3071,7 @@
                 <w:rFonts w:ascii="Calibri" w:hAnsi="Calibri"/>
                 <w:sz w:val="11px"/>
               </w:rPr>
-              <w:t xml:space="default">-0.17</w:t>
+              <w:t xml:space="default">-0.10</w:t>
             </w:r>
           </w:p>
         </w:tc>
@@ -3162,7 +3162,7 @@
               <w:start w:val="single" w:space="0" w:color="D3D3D3"/>
               <w:end w:val="single" w:space="0" w:color="D3D3D3"/>
             </w:tcBorders>
-            <w:shd w:val="clear" w:color="auto" w:fill="377EB8"/>
+            <w:shd w:val="clear" w:color="auto" w:fill="E41A1C"/>
           </w:tcPr>
           <w:p>
             <w:pPr>
@@ -3176,7 +3176,7 @@
                 <w:sz w:val="11px"/>
                 <w:color w:val="FFFFFF"/>
               </w:rPr>
-              <w:t xml:space="default">MF</w:t>
+              <w:t xml:space="default">CC</w:t>
             </w:r>
           </w:p>
         </w:tc>
@@ -3200,67 +3200,67 @@
                 <w:rFonts w:ascii="Calibri" w:hAnsi="Calibri"/>
                 <w:sz w:val="11px"/>
               </w:rPr>
-              <w:t xml:space="default">oxidoreductase activity, acting on a sulfur group of donors</w:t>
-            </w:r>
-          </w:p>
-        </w:tc>
-        <w:tc>
-          <w:tcPr>
-            <w:tcBorders>
-              <w:top w:val="single" w:space="0" w:color="D3D3D3"/>
-              <w:bottom w:val="single" w:space="0" w:color="D3D3D3"/>
-              <w:start w:val="single" w:space="0" w:color="D3D3D3"/>
-              <w:end w:val="single" w:space="0" w:color="D3D3D3"/>
-            </w:tcBorders>
-          </w:tcPr>
-          <w:p>
-            <w:pPr>
-              <w:spacing w:before="0" w:after="60"/>
-              <w:keepNext/>
-              <w:jc w:val="end"/>
-            </w:pPr>
-            <w:r>
-              <w:rPr>
-                <w:rFonts w:ascii="Calibri" w:hAnsi="Calibri"/>
-                <w:sz w:val="11px"/>
-              </w:rPr>
-              <w:t xml:space="default">4.34 × 10^-3</w:t>
-            </w:r>
-          </w:p>
-        </w:tc>
-        <w:tc>
-          <w:tcPr>
-            <w:tcBorders>
-              <w:top w:val="single" w:space="0" w:color="D3D3D3"/>
-              <w:bottom w:val="single" w:space="0" w:color="D3D3D3"/>
-              <w:start w:val="single" w:space="0" w:color="D3D3D3"/>
-              <w:end w:val="single" w:space="0" w:color="D3D3D3"/>
-            </w:tcBorders>
-          </w:tcPr>
-          <w:p>
-            <w:pPr>
-              <w:spacing w:before="0" w:after="60"/>
-              <w:keepNext/>
-              <w:jc w:val="end"/>
-            </w:pPr>
-            <w:r>
-              <w:rPr>
-                <w:rFonts w:ascii="Calibri" w:hAnsi="Calibri"/>
-                <w:sz w:val="11px"/>
-              </w:rPr>
-              <w:t xml:space="default">-0.26</w:t>
-            </w:r>
-          </w:p>
-        </w:tc>
-        <w:tc>
-          <w:tcPr>
-            <w:tcBorders>
-              <w:top w:val="single" w:space="0" w:color="D3D3D3"/>
-              <w:bottom w:val="single" w:space="0" w:color="D3D3D3"/>
-              <w:start w:val="single" w:space="0" w:color="D3D3D3"/>
-              <w:end w:val="single" w:space="0" w:color="D3D3D3"/>
-            </w:tcBorders>
-            <w:shd w:val="clear" w:color="auto" w:fill="2166AC"/>
+              <w:t xml:space="default">spindle microtubule</w:t>
+            </w:r>
+          </w:p>
+        </w:tc>
+        <w:tc>
+          <w:tcPr>
+            <w:tcBorders>
+              <w:top w:val="single" w:space="0" w:color="D3D3D3"/>
+              <w:bottom w:val="single" w:space="0" w:color="D3D3D3"/>
+              <w:start w:val="single" w:space="0" w:color="D3D3D3"/>
+              <w:end w:val="single" w:space="0" w:color="D3D3D3"/>
+            </w:tcBorders>
+          </w:tcPr>
+          <w:p>
+            <w:pPr>
+              <w:spacing w:before="0" w:after="60"/>
+              <w:keepNext/>
+              <w:jc w:val="end"/>
+            </w:pPr>
+            <w:r>
+              <w:rPr>
+                <w:rFonts w:ascii="Calibri" w:hAnsi="Calibri"/>
+                <w:sz w:val="11px"/>
+              </w:rPr>
+              <w:t xml:space="default">3.00 × 10^-3</w:t>
+            </w:r>
+          </w:p>
+        </w:tc>
+        <w:tc>
+          <w:tcPr>
+            <w:tcBorders>
+              <w:top w:val="single" w:space="0" w:color="D3D3D3"/>
+              <w:bottom w:val="single" w:space="0" w:color="D3D3D3"/>
+              <w:start w:val="single" w:space="0" w:color="D3D3D3"/>
+              <w:end w:val="single" w:space="0" w:color="D3D3D3"/>
+            </w:tcBorders>
+          </w:tcPr>
+          <w:p>
+            <w:pPr>
+              <w:spacing w:before="0" w:after="60"/>
+              <w:keepNext/>
+              <w:jc w:val="end"/>
+            </w:pPr>
+            <w:r>
+              <w:rPr>
+                <w:rFonts w:ascii="Calibri" w:hAnsi="Calibri"/>
+                <w:sz w:val="11px"/>
+              </w:rPr>
+              <w:t xml:space="default">0.03</w:t>
+            </w:r>
+          </w:p>
+        </w:tc>
+        <w:tc>
+          <w:tcPr>
+            <w:tcBorders>
+              <w:top w:val="single" w:space="0" w:color="D3D3D3"/>
+              <w:bottom w:val="single" w:space="0" w:color="D3D3D3"/>
+              <w:start w:val="single" w:space="0" w:color="D3D3D3"/>
+              <w:end w:val="single" w:space="0" w:color="D3D3D3"/>
+            </w:tcBorders>
+            <w:shd w:val="clear" w:color="auto" w:fill="B2182B"/>
           </w:tcPr>
           <w:p>
             <w:pPr>
@@ -3274,31 +3274,31 @@
                 <w:sz w:val="11px"/>
                 <w:color w:val="FFFFFF"/>
               </w:rPr>
-              <w:t xml:space="default">Down</w:t>
-            </w:r>
-          </w:p>
-        </w:tc>
-        <w:tc>
-          <w:tcPr>
-            <w:tcBorders>
-              <w:top w:val="single" w:space="0" w:color="D3D3D3"/>
-              <w:bottom w:val="single" w:space="0" w:color="D3D3D3"/>
-              <w:start w:val="single" w:space="0" w:color="D3D3D3"/>
-              <w:end w:val="single" w:space="0" w:color="D3D3D3"/>
-            </w:tcBorders>
-          </w:tcPr>
-          <w:p>
-            <w:pPr>
-              <w:spacing w:before="0" w:after="60"/>
-              <w:keepNext/>
-              <w:jc w:val="end"/>
-            </w:pPr>
-            <w:r>
-              <w:rPr>
-                <w:rFonts w:ascii="Calibri" w:hAnsi="Calibri"/>
-                <w:sz w:val="11px"/>
-              </w:rPr>
-              <w:t xml:space="default">7</w:t>
+              <w:t xml:space="default">Up</w:t>
+            </w:r>
+          </w:p>
+        </w:tc>
+        <w:tc>
+          <w:tcPr>
+            <w:tcBorders>
+              <w:top w:val="single" w:space="0" w:color="D3D3D3"/>
+              <w:bottom w:val="single" w:space="0" w:color="D3D3D3"/>
+              <w:start w:val="single" w:space="0" w:color="D3D3D3"/>
+              <w:end w:val="single" w:space="0" w:color="D3D3D3"/>
+            </w:tcBorders>
+          </w:tcPr>
+          <w:p>
+            <w:pPr>
+              <w:spacing w:before="0" w:after="60"/>
+              <w:keepNext/>
+              <w:jc w:val="end"/>
+            </w:pPr>
+            <w:r>
+              <w:rPr>
+                <w:rFonts w:ascii="Calibri" w:hAnsi="Calibri"/>
+                <w:sz w:val="11px"/>
+              </w:rPr>
+              <w:t xml:space="default">5</w:t>
             </w:r>
           </w:p>
         </w:tc>
@@ -3377,55 +3377,55 @@
                 <w:rFonts w:ascii="Calibri" w:hAnsi="Calibri"/>
                 <w:sz w:val="11px"/>
               </w:rPr>
-              <w:t xml:space="default">unfolded protein binding</w:t>
-            </w:r>
-          </w:p>
-        </w:tc>
-        <w:tc>
-          <w:tcPr>
-            <w:tcBorders>
-              <w:top w:val="single" w:space="0" w:color="D3D3D3"/>
-              <w:bottom w:val="single" w:space="0" w:color="D3D3D3"/>
-              <w:start w:val="single" w:space="0" w:color="D3D3D3"/>
-              <w:end w:val="single" w:space="0" w:color="D3D3D3"/>
-            </w:tcBorders>
-          </w:tcPr>
-          <w:p>
-            <w:pPr>
-              <w:spacing w:before="0" w:after="60"/>
-              <w:keepNext/>
-              <w:jc w:val="end"/>
-            </w:pPr>
-            <w:r>
-              <w:rPr>
-                <w:rFonts w:ascii="Calibri" w:hAnsi="Calibri"/>
-                <w:sz w:val="11px"/>
-              </w:rPr>
-              <w:t xml:space="default">4.74 × 10^-3</w:t>
-            </w:r>
-          </w:p>
-        </w:tc>
-        <w:tc>
-          <w:tcPr>
-            <w:tcBorders>
-              <w:top w:val="single" w:space="0" w:color="D3D3D3"/>
-              <w:bottom w:val="single" w:space="0" w:color="D3D3D3"/>
-              <w:start w:val="single" w:space="0" w:color="D3D3D3"/>
-              <w:end w:val="single" w:space="0" w:color="D3D3D3"/>
-            </w:tcBorders>
-          </w:tcPr>
-          <w:p>
-            <w:pPr>
-              <w:spacing w:before="0" w:after="60"/>
-              <w:keepNext/>
-              <w:jc w:val="end"/>
-            </w:pPr>
-            <w:r>
-              <w:rPr>
-                <w:rFonts w:ascii="Calibri" w:hAnsi="Calibri"/>
-                <w:sz w:val="11px"/>
-              </w:rPr>
-              <w:t xml:space="default">-0.35</w:t>
+              <w:t xml:space="default">oxidoreductase activity, acting on a sulfur group of donors</w:t>
+            </w:r>
+          </w:p>
+        </w:tc>
+        <w:tc>
+          <w:tcPr>
+            <w:tcBorders>
+              <w:top w:val="single" w:space="0" w:color="D3D3D3"/>
+              <w:bottom w:val="single" w:space="0" w:color="D3D3D3"/>
+              <w:start w:val="single" w:space="0" w:color="D3D3D3"/>
+              <w:end w:val="single" w:space="0" w:color="D3D3D3"/>
+            </w:tcBorders>
+          </w:tcPr>
+          <w:p>
+            <w:pPr>
+              <w:spacing w:before="0" w:after="60"/>
+              <w:keepNext/>
+              <w:jc w:val="end"/>
+            </w:pPr>
+            <w:r>
+              <w:rPr>
+                <w:rFonts w:ascii="Calibri" w:hAnsi="Calibri"/>
+                <w:sz w:val="11px"/>
+              </w:rPr>
+              <w:t xml:space="default">4.34 × 10^-3</w:t>
+            </w:r>
+          </w:p>
+        </w:tc>
+        <w:tc>
+          <w:tcPr>
+            <w:tcBorders>
+              <w:top w:val="single" w:space="0" w:color="D3D3D3"/>
+              <w:bottom w:val="single" w:space="0" w:color="D3D3D3"/>
+              <w:start w:val="single" w:space="0" w:color="D3D3D3"/>
+              <w:end w:val="single" w:space="0" w:color="D3D3D3"/>
+            </w:tcBorders>
+          </w:tcPr>
+          <w:p>
+            <w:pPr>
+              <w:spacing w:before="0" w:after="60"/>
+              <w:keepNext/>
+              <w:jc w:val="end"/>
+            </w:pPr>
+            <w:r>
+              <w:rPr>
+                <w:rFonts w:ascii="Calibri" w:hAnsi="Calibri"/>
+                <w:sz w:val="11px"/>
+              </w:rPr>
+              <w:t xml:space="default">-0.03</w:t>
             </w:r>
           </w:p>
         </w:tc>
@@ -3475,7 +3475,7 @@
                 <w:rFonts w:ascii="Calibri" w:hAnsi="Calibri"/>
                 <w:sz w:val="11px"/>
               </w:rPr>
-              <w:t xml:space="default">4</w:t>
+              <w:t xml:space="default">7</w:t>
             </w:r>
           </w:p>
         </w:tc>
@@ -3554,67 +3554,67 @@
                 <w:rFonts w:ascii="Calibri" w:hAnsi="Calibri"/>
                 <w:sz w:val="11px"/>
               </w:rPr>
-              <w:t xml:space="default">nucleoside-triphosphatase regulator activity</w:t>
-            </w:r>
-          </w:p>
-        </w:tc>
-        <w:tc>
-          <w:tcPr>
-            <w:tcBorders>
-              <w:top w:val="single" w:space="0" w:color="D3D3D3"/>
-              <w:bottom w:val="single" w:space="0" w:color="D3D3D3"/>
-              <w:start w:val="single" w:space="0" w:color="D3D3D3"/>
-              <w:end w:val="single" w:space="0" w:color="D3D3D3"/>
-            </w:tcBorders>
-          </w:tcPr>
-          <w:p>
-            <w:pPr>
-              <w:spacing w:before="0" w:after="60"/>
-              <w:keepNext/>
-              <w:jc w:val="end"/>
-            </w:pPr>
-            <w:r>
-              <w:rPr>
-                <w:rFonts w:ascii="Calibri" w:hAnsi="Calibri"/>
-                <w:sz w:val="11px"/>
-              </w:rPr>
-              <w:t xml:space="default">5.02 × 10^-3</w:t>
-            </w:r>
-          </w:p>
-        </w:tc>
-        <w:tc>
-          <w:tcPr>
-            <w:tcBorders>
-              <w:top w:val="single" w:space="0" w:color="D3D3D3"/>
-              <w:bottom w:val="single" w:space="0" w:color="D3D3D3"/>
-              <w:start w:val="single" w:space="0" w:color="D3D3D3"/>
-              <w:end w:val="single" w:space="0" w:color="D3D3D3"/>
-            </w:tcBorders>
-          </w:tcPr>
-          <w:p>
-            <w:pPr>
-              <w:spacing w:before="0" w:after="60"/>
-              <w:keepNext/>
-              <w:jc w:val="end"/>
-            </w:pPr>
-            <w:r>
-              <w:rPr>
-                <w:rFonts w:ascii="Calibri" w:hAnsi="Calibri"/>
-                <w:sz w:val="11px"/>
-              </w:rPr>
-              <w:t xml:space="default">0.45</w:t>
-            </w:r>
-          </w:p>
-        </w:tc>
-        <w:tc>
-          <w:tcPr>
-            <w:tcBorders>
-              <w:top w:val="single" w:space="0" w:color="D3D3D3"/>
-              <w:bottom w:val="single" w:space="0" w:color="D3D3D3"/>
-              <w:start w:val="single" w:space="0" w:color="D3D3D3"/>
-              <w:end w:val="single" w:space="0" w:color="D3D3D3"/>
-            </w:tcBorders>
-            <w:shd w:val="clear" w:color="auto" w:fill="B2182B"/>
+              <w:t xml:space="default">unfolded protein binding</w:t>
+            </w:r>
+          </w:p>
+        </w:tc>
+        <w:tc>
+          <w:tcPr>
+            <w:tcBorders>
+              <w:top w:val="single" w:space="0" w:color="D3D3D3"/>
+              <w:bottom w:val="single" w:space="0" w:color="D3D3D3"/>
+              <w:start w:val="single" w:space="0" w:color="D3D3D3"/>
+              <w:end w:val="single" w:space="0" w:color="D3D3D3"/>
+            </w:tcBorders>
+          </w:tcPr>
+          <w:p>
+            <w:pPr>
+              <w:spacing w:before="0" w:after="60"/>
+              <w:keepNext/>
+              <w:jc w:val="end"/>
+            </w:pPr>
+            <w:r>
+              <w:rPr>
+                <w:rFonts w:ascii="Calibri" w:hAnsi="Calibri"/>
+                <w:sz w:val="11px"/>
+              </w:rPr>
+              <w:t xml:space="default">4.74 × 10^-3</w:t>
+            </w:r>
+          </w:p>
+        </w:tc>
+        <w:tc>
+          <w:tcPr>
+            <w:tcBorders>
+              <w:top w:val="single" w:space="0" w:color="D3D3D3"/>
+              <w:bottom w:val="single" w:space="0" w:color="D3D3D3"/>
+              <w:start w:val="single" w:space="0" w:color="D3D3D3"/>
+              <w:end w:val="single" w:space="0" w:color="D3D3D3"/>
+            </w:tcBorders>
+          </w:tcPr>
+          <w:p>
+            <w:pPr>
+              <w:spacing w:before="0" w:after="60"/>
+              <w:keepNext/>
+              <w:jc w:val="end"/>
+            </w:pPr>
+            <w:r>
+              <w:rPr>
+                <w:rFonts w:ascii="Calibri" w:hAnsi="Calibri"/>
+                <w:sz w:val="11px"/>
+              </w:rPr>
+              <w:t xml:space="default">-0.10</w:t>
+            </w:r>
+          </w:p>
+        </w:tc>
+        <w:tc>
+          <w:tcPr>
+            <w:tcBorders>
+              <w:top w:val="single" w:space="0" w:color="D3D3D3"/>
+              <w:bottom w:val="single" w:space="0" w:color="D3D3D3"/>
+              <w:start w:val="single" w:space="0" w:color="D3D3D3"/>
+              <w:end w:val="single" w:space="0" w:color="D3D3D3"/>
+            </w:tcBorders>
+            <w:shd w:val="clear" w:color="auto" w:fill="2166AC"/>
           </w:tcPr>
           <w:p>
             <w:pPr>
@@ -3628,31 +3628,31 @@
                 <w:sz w:val="11px"/>
                 <w:color w:val="FFFFFF"/>
               </w:rPr>
-              <w:t xml:space="default">Up</w:t>
-            </w:r>
-          </w:p>
-        </w:tc>
-        <w:tc>
-          <w:tcPr>
-            <w:tcBorders>
-              <w:top w:val="single" w:space="0" w:color="D3D3D3"/>
-              <w:bottom w:val="single" w:space="0" w:color="D3D3D3"/>
-              <w:start w:val="single" w:space="0" w:color="D3D3D3"/>
-              <w:end w:val="single" w:space="0" w:color="D3D3D3"/>
-            </w:tcBorders>
-          </w:tcPr>
-          <w:p>
-            <w:pPr>
-              <w:spacing w:before="0" w:after="60"/>
-              <w:keepNext/>
-              <w:jc w:val="end"/>
-            </w:pPr>
-            <w:r>
-              <w:rPr>
-                <w:rFonts w:ascii="Calibri" w:hAnsi="Calibri"/>
-                <w:sz w:val="11px"/>
-              </w:rPr>
-              <w:t xml:space="default">29</w:t>
+              <w:t xml:space="default">Down</w:t>
+            </w:r>
+          </w:p>
+        </w:tc>
+        <w:tc>
+          <w:tcPr>
+            <w:tcBorders>
+              <w:top w:val="single" w:space="0" w:color="D3D3D3"/>
+              <w:bottom w:val="single" w:space="0" w:color="D3D3D3"/>
+              <w:start w:val="single" w:space="0" w:color="D3D3D3"/>
+              <w:end w:val="single" w:space="0" w:color="D3D3D3"/>
+            </w:tcBorders>
+          </w:tcPr>
+          <w:p>
+            <w:pPr>
+              <w:spacing w:before="0" w:after="60"/>
+              <w:keepNext/>
+              <w:jc w:val="end"/>
+            </w:pPr>
+            <w:r>
+              <w:rPr>
+                <w:rFonts w:ascii="Calibri" w:hAnsi="Calibri"/>
+                <w:sz w:val="11px"/>
+              </w:rPr>
+              <w:t xml:space="default">4</w:t>
             </w:r>
           </w:p>
         </w:tc>
@@ -3693,7 +3693,7 @@
               <w:start w:val="single" w:space="0" w:color="D3D3D3"/>
               <w:end w:val="single" w:space="0" w:color="D3D3D3"/>
             </w:tcBorders>
-            <w:shd w:val="clear" w:color="auto" w:fill="4DAF4A"/>
+            <w:shd w:val="clear" w:color="auto" w:fill="377EB8"/>
           </w:tcPr>
           <w:p>
             <w:pPr>
@@ -3707,7 +3707,7 @@
                 <w:sz w:val="11px"/>
                 <w:color w:val="FFFFFF"/>
               </w:rPr>
-              <w:t xml:space="default">BP</w:t>
+              <w:t xml:space="default">MF</w:t>
             </w:r>
           </w:p>
         </w:tc>
@@ -3731,67 +3731,67 @@
                 <w:rFonts w:ascii="Calibri" w:hAnsi="Calibri"/>
                 <w:sz w:val="11px"/>
               </w:rPr>
-              <w:t xml:space="default">intraciliary transport involved in cilium assembly</w:t>
-            </w:r>
-          </w:p>
-        </w:tc>
-        <w:tc>
-          <w:tcPr>
-            <w:tcBorders>
-              <w:top w:val="single" w:space="0" w:color="D3D3D3"/>
-              <w:bottom w:val="single" w:space="0" w:color="D3D3D3"/>
-              <w:start w:val="single" w:space="0" w:color="D3D3D3"/>
-              <w:end w:val="single" w:space="0" w:color="D3D3D3"/>
-            </w:tcBorders>
-          </w:tcPr>
-          <w:p>
-            <w:pPr>
-              <w:spacing w:before="0" w:after="60"/>
-              <w:keepNext/>
-              <w:jc w:val="end"/>
-            </w:pPr>
-            <w:r>
-              <w:rPr>
-                <w:rFonts w:ascii="Calibri" w:hAnsi="Calibri"/>
-                <w:sz w:val="11px"/>
-              </w:rPr>
-              <w:t xml:space="default">8.50 × 10^-3</w:t>
-            </w:r>
-          </w:p>
-        </w:tc>
-        <w:tc>
-          <w:tcPr>
-            <w:tcBorders>
-              <w:top w:val="single" w:space="0" w:color="D3D3D3"/>
-              <w:bottom w:val="single" w:space="0" w:color="D3D3D3"/>
-              <w:start w:val="single" w:space="0" w:color="D3D3D3"/>
-              <w:end w:val="single" w:space="0" w:color="D3D3D3"/>
-            </w:tcBorders>
-          </w:tcPr>
-          <w:p>
-            <w:pPr>
-              <w:spacing w:before="0" w:after="60"/>
-              <w:keepNext/>
-              <w:jc w:val="end"/>
-            </w:pPr>
-            <w:r>
-              <w:rPr>
-                <w:rFonts w:ascii="Calibri" w:hAnsi="Calibri"/>
-                <w:sz w:val="11px"/>
-              </w:rPr>
-              <w:t xml:space="default">-0.60</w:t>
-            </w:r>
-          </w:p>
-        </w:tc>
-        <w:tc>
-          <w:tcPr>
-            <w:tcBorders>
-              <w:top w:val="single" w:space="0" w:color="D3D3D3"/>
-              <w:bottom w:val="single" w:space="0" w:color="D3D3D3"/>
-              <w:start w:val="single" w:space="0" w:color="D3D3D3"/>
-              <w:end w:val="single" w:space="0" w:color="D3D3D3"/>
-            </w:tcBorders>
-            <w:shd w:val="clear" w:color="auto" w:fill="2166AC"/>
+              <w:t xml:space="default">nucleoside-triphosphatase regulator activity</w:t>
+            </w:r>
+          </w:p>
+        </w:tc>
+        <w:tc>
+          <w:tcPr>
+            <w:tcBorders>
+              <w:top w:val="single" w:space="0" w:color="D3D3D3"/>
+              <w:bottom w:val="single" w:space="0" w:color="D3D3D3"/>
+              <w:start w:val="single" w:space="0" w:color="D3D3D3"/>
+              <w:end w:val="single" w:space="0" w:color="D3D3D3"/>
+            </w:tcBorders>
+          </w:tcPr>
+          <w:p>
+            <w:pPr>
+              <w:spacing w:before="0" w:after="60"/>
+              <w:keepNext/>
+              <w:jc w:val="end"/>
+            </w:pPr>
+            <w:r>
+              <w:rPr>
+                <w:rFonts w:ascii="Calibri" w:hAnsi="Calibri"/>
+                <w:sz w:val="11px"/>
+              </w:rPr>
+              <w:t xml:space="default">5.02 × 10^-3</w:t>
+            </w:r>
+          </w:p>
+        </w:tc>
+        <w:tc>
+          <w:tcPr>
+            <w:tcBorders>
+              <w:top w:val="single" w:space="0" w:color="D3D3D3"/>
+              <w:bottom w:val="single" w:space="0" w:color="D3D3D3"/>
+              <w:start w:val="single" w:space="0" w:color="D3D3D3"/>
+              <w:end w:val="single" w:space="0" w:color="D3D3D3"/>
+            </w:tcBorders>
+          </w:tcPr>
+          <w:p>
+            <w:pPr>
+              <w:spacing w:before="0" w:after="60"/>
+              <w:keepNext/>
+              <w:jc w:val="end"/>
+            </w:pPr>
+            <w:r>
+              <w:rPr>
+                <w:rFonts w:ascii="Calibri" w:hAnsi="Calibri"/>
+                <w:sz w:val="11px"/>
+              </w:rPr>
+              <w:t xml:space="default">0.17</w:t>
+            </w:r>
+          </w:p>
+        </w:tc>
+        <w:tc>
+          <w:tcPr>
+            <w:tcBorders>
+              <w:top w:val="single" w:space="0" w:color="D3D3D3"/>
+              <w:bottom w:val="single" w:space="0" w:color="D3D3D3"/>
+              <w:start w:val="single" w:space="0" w:color="D3D3D3"/>
+              <w:end w:val="single" w:space="0" w:color="D3D3D3"/>
+            </w:tcBorders>
+            <w:shd w:val="clear" w:color="auto" w:fill="B2182B"/>
           </w:tcPr>
           <w:p>
             <w:pPr>
@@ -3805,31 +3805,31 @@
                 <w:sz w:val="11px"/>
                 <w:color w:val="FFFFFF"/>
               </w:rPr>
-              <w:t xml:space="default">Down</w:t>
-            </w:r>
-          </w:p>
-        </w:tc>
-        <w:tc>
-          <w:tcPr>
-            <w:tcBorders>
-              <w:top w:val="single" w:space="0" w:color="D3D3D3"/>
-              <w:bottom w:val="single" w:space="0" w:color="D3D3D3"/>
-              <w:start w:val="single" w:space="0" w:color="D3D3D3"/>
-              <w:end w:val="single" w:space="0" w:color="D3D3D3"/>
-            </w:tcBorders>
-          </w:tcPr>
-          <w:p>
-            <w:pPr>
-              <w:spacing w:before="0" w:after="60"/>
-              <w:keepNext/>
-              <w:jc w:val="end"/>
-            </w:pPr>
-            <w:r>
-              <w:rPr>
-                <w:rFonts w:ascii="Calibri" w:hAnsi="Calibri"/>
-                <w:sz w:val="11px"/>
-              </w:rPr>
-              <w:t xml:space="default">4</w:t>
+              <w:t xml:space="default">Up</w:t>
+            </w:r>
+          </w:p>
+        </w:tc>
+        <w:tc>
+          <w:tcPr>
+            <w:tcBorders>
+              <w:top w:val="single" w:space="0" w:color="D3D3D3"/>
+              <w:bottom w:val="single" w:space="0" w:color="D3D3D3"/>
+              <w:start w:val="single" w:space="0" w:color="D3D3D3"/>
+              <w:end w:val="single" w:space="0" w:color="D3D3D3"/>
+            </w:tcBorders>
+          </w:tcPr>
+          <w:p>
+            <w:pPr>
+              <w:spacing w:before="0" w:after="60"/>
+              <w:keepNext/>
+              <w:jc w:val="end"/>
+            </w:pPr>
+            <w:r>
+              <w:rPr>
+                <w:rFonts w:ascii="Calibri" w:hAnsi="Calibri"/>
+                <w:sz w:val="11px"/>
+              </w:rPr>
+              <w:t xml:space="default">29</w:t>
             </w:r>
           </w:p>
         </w:tc>
@@ -3989,7 +3989,7 @@
                 <w:rFonts w:ascii="Calibri" w:hAnsi="Calibri"/>
                 <w:sz w:val="11px"/>
               </w:rPr>
-              <w:t xml:space="default">1.57</w:t>
+              <w:t xml:space="default">1.73</w:t>
             </w:r>
           </w:p>
         </w:tc>
@@ -4166,7 +4166,7 @@
                 <w:rFonts w:ascii="Calibri" w:hAnsi="Calibri"/>
                 <w:sz w:val="11px"/>
               </w:rPr>
-              <w:t xml:space="default">-1.30</w:t>
+              <w:t xml:space="default">-1.48</w:t>
             </w:r>
           </w:p>
         </w:tc>
@@ -4343,7 +4343,7 @@
                 <w:rFonts w:ascii="Calibri" w:hAnsi="Calibri"/>
                 <w:sz w:val="11px"/>
               </w:rPr>
-              <w:t xml:space="default">-1.10</w:t>
+              <w:t xml:space="default">-1.30</w:t>
             </w:r>
           </w:p>
         </w:tc>
@@ -4520,7 +4520,7 @@
                 <w:rFonts w:ascii="Calibri" w:hAnsi="Calibri"/>
                 <w:sz w:val="11px"/>
               </w:rPr>
-              <w:t xml:space="default">-0.87</w:t>
+              <w:t xml:space="default">-1.09</w:t>
             </w:r>
           </w:p>
         </w:tc>
@@ -4697,7 +4697,7 @@
                 <w:rFonts w:ascii="Calibri" w:hAnsi="Calibri"/>
                 <w:sz w:val="11px"/>
               </w:rPr>
-              <w:t xml:space="default">0.87</w:t>
+              <w:t xml:space="default">1.09</w:t>
             </w:r>
           </w:p>
         </w:tc>
@@ -4788,7 +4788,7 @@
               <w:start w:val="single" w:space="0" w:color="D3D3D3"/>
               <w:end w:val="single" w:space="0" w:color="D3D3D3"/>
             </w:tcBorders>
-            <w:shd w:val="clear" w:color="auto" w:fill="377EB8"/>
+            <w:shd w:val="clear" w:color="auto" w:fill="4DAF4A"/>
           </w:tcPr>
           <w:p>
             <w:pPr>
@@ -4802,7 +4802,7 @@
                 <w:sz w:val="11px"/>
                 <w:color w:val="FFFFFF"/>
               </w:rPr>
-              <w:t xml:space="default">MF</w:t>
+              <w:t xml:space="default">BP</w:t>
             </w:r>
           </w:p>
         </w:tc>
@@ -4826,67 +4826,67 @@
                 <w:rFonts w:ascii="Calibri" w:hAnsi="Calibri"/>
                 <w:sz w:val="11px"/>
               </w:rPr>
-              <w:t xml:space="default">gated channel activity</w:t>
-            </w:r>
-          </w:p>
-        </w:tc>
-        <w:tc>
-          <w:tcPr>
-            <w:tcBorders>
-              <w:top w:val="single" w:space="0" w:color="D3D3D3"/>
-              <w:bottom w:val="single" w:space="0" w:color="D3D3D3"/>
-              <w:start w:val="single" w:space="0" w:color="D3D3D3"/>
-              <w:end w:val="single" w:space="0" w:color="D3D3D3"/>
-            </w:tcBorders>
-          </w:tcPr>
-          <w:p>
-            <w:pPr>
-              <w:spacing w:before="0" w:after="60"/>
-              <w:keepNext/>
-              <w:jc w:val="end"/>
-            </w:pPr>
-            <w:r>
-              <w:rPr>
-                <w:rFonts w:ascii="Calibri" w:hAnsi="Calibri"/>
-                <w:sz w:val="11px"/>
-              </w:rPr>
-              <w:t xml:space="default">3.82 × 10^-6</w:t>
-            </w:r>
-          </w:p>
-        </w:tc>
-        <w:tc>
-          <w:tcPr>
-            <w:tcBorders>
-              <w:top w:val="single" w:space="0" w:color="D3D3D3"/>
-              <w:bottom w:val="single" w:space="0" w:color="D3D3D3"/>
-              <w:start w:val="single" w:space="0" w:color="D3D3D3"/>
-              <w:end w:val="single" w:space="0" w:color="D3D3D3"/>
-            </w:tcBorders>
-          </w:tcPr>
-          <w:p>
-            <w:pPr>
-              <w:spacing w:before="0" w:after="60"/>
-              <w:keepNext/>
-              <w:jc w:val="end"/>
-            </w:pPr>
-            <w:r>
-              <w:rPr>
-                <w:rFonts w:ascii="Calibri" w:hAnsi="Calibri"/>
-                <w:sz w:val="11px"/>
-              </w:rPr>
-              <w:t xml:space="default">-0.67</w:t>
-            </w:r>
-          </w:p>
-        </w:tc>
-        <w:tc>
-          <w:tcPr>
-            <w:tcBorders>
-              <w:top w:val="single" w:space="0" w:color="D3D3D3"/>
-              <w:bottom w:val="single" w:space="0" w:color="D3D3D3"/>
-              <w:start w:val="single" w:space="0" w:color="D3D3D3"/>
-              <w:end w:val="single" w:space="0" w:color="D3D3D3"/>
-            </w:tcBorders>
-            <w:shd w:val="clear" w:color="auto" w:fill="2166AC"/>
+              <w:t xml:space="default">peptide biosynthetic process</w:t>
+            </w:r>
+          </w:p>
+        </w:tc>
+        <w:tc>
+          <w:tcPr>
+            <w:tcBorders>
+              <w:top w:val="single" w:space="0" w:color="D3D3D3"/>
+              <w:bottom w:val="single" w:space="0" w:color="D3D3D3"/>
+              <w:start w:val="single" w:space="0" w:color="D3D3D3"/>
+              <w:end w:val="single" w:space="0" w:color="D3D3D3"/>
+            </w:tcBorders>
+          </w:tcPr>
+          <w:p>
+            <w:pPr>
+              <w:spacing w:before="0" w:after="60"/>
+              <w:keepNext/>
+              <w:jc w:val="end"/>
+            </w:pPr>
+            <w:r>
+              <w:rPr>
+                <w:rFonts w:ascii="Calibri" w:hAnsi="Calibri"/>
+                <w:sz w:val="11px"/>
+              </w:rPr>
+              <w:t xml:space="default">2.74 × 10^-6</w:t>
+            </w:r>
+          </w:p>
+        </w:tc>
+        <w:tc>
+          <w:tcPr>
+            <w:tcBorders>
+              <w:top w:val="single" w:space="0" w:color="D3D3D3"/>
+              <w:bottom w:val="single" w:space="0" w:color="D3D3D3"/>
+              <w:start w:val="single" w:space="0" w:color="D3D3D3"/>
+              <w:end w:val="single" w:space="0" w:color="D3D3D3"/>
+            </w:tcBorders>
+          </w:tcPr>
+          <w:p>
+            <w:pPr>
+              <w:spacing w:before="0" w:after="60"/>
+              <w:keepNext/>
+              <w:jc w:val="end"/>
+            </w:pPr>
+            <w:r>
+              <w:rPr>
+                <w:rFonts w:ascii="Calibri" w:hAnsi="Calibri"/>
+                <w:sz w:val="11px"/>
+              </w:rPr>
+              <w:t xml:space="default">0.91</w:t>
+            </w:r>
+          </w:p>
+        </w:tc>
+        <w:tc>
+          <w:tcPr>
+            <w:tcBorders>
+              <w:top w:val="single" w:space="0" w:color="D3D3D3"/>
+              <w:bottom w:val="single" w:space="0" w:color="D3D3D3"/>
+              <w:start w:val="single" w:space="0" w:color="D3D3D3"/>
+              <w:end w:val="single" w:space="0" w:color="D3D3D3"/>
+            </w:tcBorders>
+            <w:shd w:val="clear" w:color="auto" w:fill="B2182B"/>
           </w:tcPr>
           <w:p>
             <w:pPr>
@@ -4900,31 +4900,31 @@
                 <w:sz w:val="11px"/>
                 <w:color w:val="FFFFFF"/>
               </w:rPr>
-              <w:t xml:space="default">Down</w:t>
-            </w:r>
-          </w:p>
-        </w:tc>
-        <w:tc>
-          <w:tcPr>
-            <w:tcBorders>
-              <w:top w:val="single" w:space="0" w:color="D3D3D3"/>
-              <w:bottom w:val="single" w:space="0" w:color="D3D3D3"/>
-              <w:start w:val="single" w:space="0" w:color="D3D3D3"/>
-              <w:end w:val="single" w:space="0" w:color="D3D3D3"/>
-            </w:tcBorders>
-          </w:tcPr>
-          <w:p>
-            <w:pPr>
-              <w:spacing w:before="0" w:after="60"/>
-              <w:keepNext/>
-              <w:jc w:val="end"/>
-            </w:pPr>
-            <w:r>
-              <w:rPr>
-                <w:rFonts w:ascii="Calibri" w:hAnsi="Calibri"/>
-                <w:sz w:val="11px"/>
-              </w:rPr>
-              <w:t xml:space="default">12</w:t>
+              <w:t xml:space="default">Up</w:t>
+            </w:r>
+          </w:p>
+        </w:tc>
+        <w:tc>
+          <w:tcPr>
+            <w:tcBorders>
+              <w:top w:val="single" w:space="0" w:color="D3D3D3"/>
+              <w:bottom w:val="single" w:space="0" w:color="D3D3D3"/>
+              <w:start w:val="single" w:space="0" w:color="D3D3D3"/>
+              <w:end w:val="single" w:space="0" w:color="D3D3D3"/>
+            </w:tcBorders>
+          </w:tcPr>
+          <w:p>
+            <w:pPr>
+              <w:spacing w:before="0" w:after="60"/>
+              <w:keepNext/>
+              <w:jc w:val="end"/>
+            </w:pPr>
+            <w:r>
+              <w:rPr>
+                <w:rFonts w:ascii="Calibri" w:hAnsi="Calibri"/>
+                <w:sz w:val="11px"/>
+              </w:rPr>
+              <w:t xml:space="default">14</w:t>
             </w:r>
           </w:p>
         </w:tc>
@@ -5003,55 +5003,55 @@
                 <w:rFonts w:ascii="Calibri" w:hAnsi="Calibri"/>
                 <w:sz w:val="11px"/>
               </w:rPr>
-              <w:t xml:space="default">dynein light intermediate chain binding</w:t>
-            </w:r>
-          </w:p>
-        </w:tc>
-        <w:tc>
-          <w:tcPr>
-            <w:tcBorders>
-              <w:top w:val="single" w:space="0" w:color="D3D3D3"/>
-              <w:bottom w:val="single" w:space="0" w:color="D3D3D3"/>
-              <w:start w:val="single" w:space="0" w:color="D3D3D3"/>
-              <w:end w:val="single" w:space="0" w:color="D3D3D3"/>
-            </w:tcBorders>
-          </w:tcPr>
-          <w:p>
-            <w:pPr>
-              <w:spacing w:before="0" w:after="60"/>
-              <w:keepNext/>
-              <w:jc w:val="end"/>
-            </w:pPr>
-            <w:r>
-              <w:rPr>
-                <w:rFonts w:ascii="Calibri" w:hAnsi="Calibri"/>
-                <w:sz w:val="11px"/>
-              </w:rPr>
-              <w:t xml:space="default">5.52 × 10^-6</w:t>
-            </w:r>
-          </w:p>
-        </w:tc>
-        <w:tc>
-          <w:tcPr>
-            <w:tcBorders>
-              <w:top w:val="single" w:space="0" w:color="D3D3D3"/>
-              <w:bottom w:val="single" w:space="0" w:color="D3D3D3"/>
-              <w:start w:val="single" w:space="0" w:color="D3D3D3"/>
-              <w:end w:val="single" w:space="0" w:color="D3D3D3"/>
-            </w:tcBorders>
-          </w:tcPr>
-          <w:p>
-            <w:pPr>
-              <w:spacing w:before="0" w:after="60"/>
-              <w:keepNext/>
-              <w:jc w:val="end"/>
-            </w:pPr>
-            <w:r>
-              <w:rPr>
-                <w:rFonts w:ascii="Calibri" w:hAnsi="Calibri"/>
-                <w:sz w:val="11px"/>
-              </w:rPr>
-              <w:t xml:space="default">-0.56</w:t>
+              <w:t xml:space="default">gated channel activity</w:t>
+            </w:r>
+          </w:p>
+        </w:tc>
+        <w:tc>
+          <w:tcPr>
+            <w:tcBorders>
+              <w:top w:val="single" w:space="0" w:color="D3D3D3"/>
+              <w:bottom w:val="single" w:space="0" w:color="D3D3D3"/>
+              <w:start w:val="single" w:space="0" w:color="D3D3D3"/>
+              <w:end w:val="single" w:space="0" w:color="D3D3D3"/>
+            </w:tcBorders>
+          </w:tcPr>
+          <w:p>
+            <w:pPr>
+              <w:spacing w:before="0" w:after="60"/>
+              <w:keepNext/>
+              <w:jc w:val="end"/>
+            </w:pPr>
+            <w:r>
+              <w:rPr>
+                <w:rFonts w:ascii="Calibri" w:hAnsi="Calibri"/>
+                <w:sz w:val="11px"/>
+              </w:rPr>
+              <w:t xml:space="default">3.82 × 10^-6</w:t>
+            </w:r>
+          </w:p>
+        </w:tc>
+        <w:tc>
+          <w:tcPr>
+            <w:tcBorders>
+              <w:top w:val="single" w:space="0" w:color="D3D3D3"/>
+              <w:bottom w:val="single" w:space="0" w:color="D3D3D3"/>
+              <w:start w:val="single" w:space="0" w:color="D3D3D3"/>
+              <w:end w:val="single" w:space="0" w:color="D3D3D3"/>
+            </w:tcBorders>
+          </w:tcPr>
+          <w:p>
+            <w:pPr>
+              <w:spacing w:before="0" w:after="60"/>
+              <w:keepNext/>
+              <w:jc w:val="end"/>
+            </w:pPr>
+            <w:r>
+              <w:rPr>
+                <w:rFonts w:ascii="Calibri" w:hAnsi="Calibri"/>
+                <w:sz w:val="11px"/>
+              </w:rPr>
+              <w:t xml:space="default">-0.81</w:t>
             </w:r>
           </w:p>
         </w:tc>
@@ -5101,7 +5101,7 @@
                 <w:rFonts w:ascii="Calibri" w:hAnsi="Calibri"/>
                 <w:sz w:val="11px"/>
               </w:rPr>
-              <w:t xml:space="default">7</w:t>
+              <w:t xml:space="default">12</w:t>
             </w:r>
           </w:p>
         </w:tc>
@@ -5180,67 +5180,67 @@
                 <w:rFonts w:ascii="Calibri" w:hAnsi="Calibri"/>
                 <w:sz w:val="11px"/>
               </w:rPr>
-              <w:t xml:space="default">RNA binding</w:t>
-            </w:r>
-          </w:p>
-        </w:tc>
-        <w:tc>
-          <w:tcPr>
-            <w:tcBorders>
-              <w:top w:val="single" w:space="0" w:color="D3D3D3"/>
-              <w:bottom w:val="single" w:space="0" w:color="D3D3D3"/>
-              <w:start w:val="single" w:space="0" w:color="D3D3D3"/>
-              <w:end w:val="single" w:space="0" w:color="D3D3D3"/>
-            </w:tcBorders>
-          </w:tcPr>
-          <w:p>
-            <w:pPr>
-              <w:spacing w:before="0" w:after="60"/>
-              <w:keepNext/>
-              <w:jc w:val="end"/>
-            </w:pPr>
-            <w:r>
-              <w:rPr>
-                <w:rFonts w:ascii="Calibri" w:hAnsi="Calibri"/>
-                <w:sz w:val="11px"/>
-              </w:rPr>
-              <w:t xml:space="default">6.24 × 10^-6</w:t>
-            </w:r>
-          </w:p>
-        </w:tc>
-        <w:tc>
-          <w:tcPr>
-            <w:tcBorders>
-              <w:top w:val="single" w:space="0" w:color="D3D3D3"/>
-              <w:bottom w:val="single" w:space="0" w:color="D3D3D3"/>
-              <w:start w:val="single" w:space="0" w:color="D3D3D3"/>
-              <w:end w:val="single" w:space="0" w:color="D3D3D3"/>
-            </w:tcBorders>
-          </w:tcPr>
-          <w:p>
-            <w:pPr>
-              <w:spacing w:before="0" w:after="60"/>
-              <w:keepNext/>
-              <w:jc w:val="end"/>
-            </w:pPr>
-            <w:r>
-              <w:rPr>
-                <w:rFonts w:ascii="Calibri" w:hAnsi="Calibri"/>
-                <w:sz w:val="11px"/>
-              </w:rPr>
-              <w:t xml:space="default">0.45</w:t>
-            </w:r>
-          </w:p>
-        </w:tc>
-        <w:tc>
-          <w:tcPr>
-            <w:tcBorders>
-              <w:top w:val="single" w:space="0" w:color="D3D3D3"/>
-              <w:bottom w:val="single" w:space="0" w:color="D3D3D3"/>
-              <w:start w:val="single" w:space="0" w:color="D3D3D3"/>
-              <w:end w:val="single" w:space="0" w:color="D3D3D3"/>
-            </w:tcBorders>
-            <w:shd w:val="clear" w:color="auto" w:fill="B2182B"/>
+              <w:t xml:space="default">dynein light intermediate chain binding</w:t>
+            </w:r>
+          </w:p>
+        </w:tc>
+        <w:tc>
+          <w:tcPr>
+            <w:tcBorders>
+              <w:top w:val="single" w:space="0" w:color="D3D3D3"/>
+              <w:bottom w:val="single" w:space="0" w:color="D3D3D3"/>
+              <w:start w:val="single" w:space="0" w:color="D3D3D3"/>
+              <w:end w:val="single" w:space="0" w:color="D3D3D3"/>
+            </w:tcBorders>
+          </w:tcPr>
+          <w:p>
+            <w:pPr>
+              <w:spacing w:before="0" w:after="60"/>
+              <w:keepNext/>
+              <w:jc w:val="end"/>
+            </w:pPr>
+            <w:r>
+              <w:rPr>
+                <w:rFonts w:ascii="Calibri" w:hAnsi="Calibri"/>
+                <w:sz w:val="11px"/>
+              </w:rPr>
+              <w:t xml:space="default">5.52 × 10^-6</w:t>
+            </w:r>
+          </w:p>
+        </w:tc>
+        <w:tc>
+          <w:tcPr>
+            <w:tcBorders>
+              <w:top w:val="single" w:space="0" w:color="D3D3D3"/>
+              <w:bottom w:val="single" w:space="0" w:color="D3D3D3"/>
+              <w:start w:val="single" w:space="0" w:color="D3D3D3"/>
+              <w:end w:val="single" w:space="0" w:color="D3D3D3"/>
+            </w:tcBorders>
+          </w:tcPr>
+          <w:p>
+            <w:pPr>
+              <w:spacing w:before="0" w:after="60"/>
+              <w:keepNext/>
+              <w:jc w:val="end"/>
+            </w:pPr>
+            <w:r>
+              <w:rPr>
+                <w:rFonts w:ascii="Calibri" w:hAnsi="Calibri"/>
+                <w:sz w:val="11px"/>
+              </w:rPr>
+              <w:t xml:space="default">-0.72</w:t>
+            </w:r>
+          </w:p>
+        </w:tc>
+        <w:tc>
+          <w:tcPr>
+            <w:tcBorders>
+              <w:top w:val="single" w:space="0" w:color="D3D3D3"/>
+              <w:bottom w:val="single" w:space="0" w:color="D3D3D3"/>
+              <w:start w:val="single" w:space="0" w:color="D3D3D3"/>
+              <w:end w:val="single" w:space="0" w:color="D3D3D3"/>
+            </w:tcBorders>
+            <w:shd w:val="clear" w:color="auto" w:fill="2166AC"/>
           </w:tcPr>
           <w:p>
             <w:pPr>
@@ -5254,31 +5254,31 @@
                 <w:sz w:val="11px"/>
                 <w:color w:val="FFFFFF"/>
               </w:rPr>
-              <w:t xml:space="default">Up</w:t>
-            </w:r>
-          </w:p>
-        </w:tc>
-        <w:tc>
-          <w:tcPr>
-            <w:tcBorders>
-              <w:top w:val="single" w:space="0" w:color="D3D3D3"/>
-              <w:bottom w:val="single" w:space="0" w:color="D3D3D3"/>
-              <w:start w:val="single" w:space="0" w:color="D3D3D3"/>
-              <w:end w:val="single" w:space="0" w:color="D3D3D3"/>
-            </w:tcBorders>
-          </w:tcPr>
-          <w:p>
-            <w:pPr>
-              <w:spacing w:before="0" w:after="60"/>
-              <w:keepNext/>
-              <w:jc w:val="end"/>
-            </w:pPr>
-            <w:r>
-              <w:rPr>
-                <w:rFonts w:ascii="Calibri" w:hAnsi="Calibri"/>
-                <w:sz w:val="11px"/>
-              </w:rPr>
-              <w:t xml:space="default">27</w:t>
+              <w:t xml:space="default">Down</w:t>
+            </w:r>
+          </w:p>
+        </w:tc>
+        <w:tc>
+          <w:tcPr>
+            <w:tcBorders>
+              <w:top w:val="single" w:space="0" w:color="D3D3D3"/>
+              <w:bottom w:val="single" w:space="0" w:color="D3D3D3"/>
+              <w:start w:val="single" w:space="0" w:color="D3D3D3"/>
+              <w:end w:val="single" w:space="0" w:color="D3D3D3"/>
+            </w:tcBorders>
+          </w:tcPr>
+          <w:p>
+            <w:pPr>
+              <w:spacing w:before="0" w:after="60"/>
+              <w:keepNext/>
+              <w:jc w:val="end"/>
+            </w:pPr>
+            <w:r>
+              <w:rPr>
+                <w:rFonts w:ascii="Calibri" w:hAnsi="Calibri"/>
+                <w:sz w:val="11px"/>
+              </w:rPr>
+              <w:t xml:space="default">7</w:t>
             </w:r>
           </w:p>
         </w:tc>
@@ -5357,55 +5357,55 @@
                 <w:rFonts w:ascii="Calibri" w:hAnsi="Calibri"/>
                 <w:sz w:val="11px"/>
               </w:rPr>
-              <w:t xml:space="default">oxidoreduction-driven active transmembrane transporter activity</w:t>
-            </w:r>
-          </w:p>
-        </w:tc>
-        <w:tc>
-          <w:tcPr>
-            <w:tcBorders>
-              <w:top w:val="single" w:space="0" w:color="D3D3D3"/>
-              <w:bottom w:val="single" w:space="0" w:color="D3D3D3"/>
-              <w:start w:val="single" w:space="0" w:color="D3D3D3"/>
-              <w:end w:val="single" w:space="0" w:color="D3D3D3"/>
-            </w:tcBorders>
-          </w:tcPr>
-          <w:p>
-            <w:pPr>
-              <w:spacing w:before="0" w:after="60"/>
-              <w:keepNext/>
-              <w:jc w:val="end"/>
-            </w:pPr>
-            <w:r>
-              <w:rPr>
-                <w:rFonts w:ascii="Calibri" w:hAnsi="Calibri"/>
-                <w:sz w:val="11px"/>
-              </w:rPr>
-              <w:t xml:space="default">1.07 × 10^-5</w:t>
-            </w:r>
-          </w:p>
-        </w:tc>
-        <w:tc>
-          <w:tcPr>
-            <w:tcBorders>
-              <w:top w:val="single" w:space="0" w:color="D3D3D3"/>
-              <w:bottom w:val="single" w:space="0" w:color="D3D3D3"/>
-              <w:start w:val="single" w:space="0" w:color="D3D3D3"/>
-              <w:end w:val="single" w:space="0" w:color="D3D3D3"/>
-            </w:tcBorders>
-          </w:tcPr>
-          <w:p>
-            <w:pPr>
-              <w:spacing w:before="0" w:after="60"/>
-              <w:keepNext/>
-              <w:jc w:val="end"/>
-            </w:pPr>
-            <w:r>
-              <w:rPr>
-                <w:rFonts w:ascii="Calibri" w:hAnsi="Calibri"/>
-                <w:sz w:val="11px"/>
-              </w:rPr>
-              <w:t xml:space="default">0.34</w:t>
+              <w:t xml:space="default">RNA binding</w:t>
+            </w:r>
+          </w:p>
+        </w:tc>
+        <w:tc>
+          <w:tcPr>
+            <w:tcBorders>
+              <w:top w:val="single" w:space="0" w:color="D3D3D3"/>
+              <w:bottom w:val="single" w:space="0" w:color="D3D3D3"/>
+              <w:start w:val="single" w:space="0" w:color="D3D3D3"/>
+              <w:end w:val="single" w:space="0" w:color="D3D3D3"/>
+            </w:tcBorders>
+          </w:tcPr>
+          <w:p>
+            <w:pPr>
+              <w:spacing w:before="0" w:after="60"/>
+              <w:keepNext/>
+              <w:jc w:val="end"/>
+            </w:pPr>
+            <w:r>
+              <w:rPr>
+                <w:rFonts w:ascii="Calibri" w:hAnsi="Calibri"/>
+                <w:sz w:val="11px"/>
+              </w:rPr>
+              <w:t xml:space="default">6.24 × 10^-6</w:t>
+            </w:r>
+          </w:p>
+        </w:tc>
+        <w:tc>
+          <w:tcPr>
+            <w:tcBorders>
+              <w:top w:val="single" w:space="0" w:color="D3D3D3"/>
+              <w:bottom w:val="single" w:space="0" w:color="D3D3D3"/>
+              <w:start w:val="single" w:space="0" w:color="D3D3D3"/>
+              <w:end w:val="single" w:space="0" w:color="D3D3D3"/>
+            </w:tcBorders>
+          </w:tcPr>
+          <w:p>
+            <w:pPr>
+              <w:spacing w:before="0" w:after="60"/>
+              <w:keepNext/>
+              <w:jc w:val="end"/>
+            </w:pPr>
+            <w:r>
+              <w:rPr>
+                <w:rFonts w:ascii="Calibri" w:hAnsi="Calibri"/>
+                <w:sz w:val="11px"/>
+              </w:rPr>
+              <w:t xml:space="default">0.63</w:t>
             </w:r>
           </w:p>
         </w:tc>
@@ -5455,7 +5455,7 @@
                 <w:rFonts w:ascii="Calibri" w:hAnsi="Calibri"/>
                 <w:sz w:val="11px"/>
               </w:rPr>
-              <w:t xml:space="default">1</w:t>
+              <w:t xml:space="default">27</w:t>
             </w:r>
           </w:p>
         </w:tc>
@@ -5496,7 +5496,7 @@
               <w:start w:val="single" w:space="0" w:color="D3D3D3"/>
               <w:end w:val="single" w:space="0" w:color="D3D3D3"/>
             </w:tcBorders>
-            <w:shd w:val="clear" w:color="auto" w:fill="4DAF4A"/>
+            <w:shd w:val="clear" w:color="auto" w:fill="377EB8"/>
           </w:tcPr>
           <w:p>
             <w:pPr>
@@ -5510,7 +5510,7 @@
                 <w:sz w:val="11px"/>
                 <w:color w:val="FFFFFF"/>
               </w:rPr>
-              <w:t xml:space="default">BP</w:t>
+              <w:t xml:space="default">MF</w:t>
             </w:r>
           </w:p>
         </w:tc>
@@ -5534,55 +5534,55 @@
                 <w:rFonts w:ascii="Calibri" w:hAnsi="Calibri"/>
                 <w:sz w:val="11px"/>
               </w:rPr>
-              <w:t xml:space="default">nucleoside triphosphate metabolic process</w:t>
-            </w:r>
-          </w:p>
-        </w:tc>
-        <w:tc>
-          <w:tcPr>
-            <w:tcBorders>
-              <w:top w:val="single" w:space="0" w:color="D3D3D3"/>
-              <w:bottom w:val="single" w:space="0" w:color="D3D3D3"/>
-              <w:start w:val="single" w:space="0" w:color="D3D3D3"/>
-              <w:end w:val="single" w:space="0" w:color="D3D3D3"/>
-            </w:tcBorders>
-          </w:tcPr>
-          <w:p>
-            <w:pPr>
-              <w:spacing w:before="0" w:after="60"/>
-              <w:keepNext/>
-              <w:jc w:val="end"/>
-            </w:pPr>
-            <w:r>
-              <w:rPr>
-                <w:rFonts w:ascii="Calibri" w:hAnsi="Calibri"/>
-                <w:sz w:val="11px"/>
-              </w:rPr>
-              <w:t xml:space="default">1.23 × 10^-5</w:t>
-            </w:r>
-          </w:p>
-        </w:tc>
-        <w:tc>
-          <w:tcPr>
-            <w:tcBorders>
-              <w:top w:val="single" w:space="0" w:color="D3D3D3"/>
-              <w:bottom w:val="single" w:space="0" w:color="D3D3D3"/>
-              <w:start w:val="single" w:space="0" w:color="D3D3D3"/>
-              <w:end w:val="single" w:space="0" w:color="D3D3D3"/>
-            </w:tcBorders>
-          </w:tcPr>
-          <w:p>
-            <w:pPr>
-              <w:spacing w:before="0" w:after="60"/>
-              <w:keepNext/>
-              <w:jc w:val="end"/>
-            </w:pPr>
-            <w:r>
-              <w:rPr>
-                <w:rFonts w:ascii="Calibri" w:hAnsi="Calibri"/>
-                <w:sz w:val="11px"/>
-              </w:rPr>
-              <w:t xml:space="default">0.24</w:t>
+              <w:t xml:space="default">oxidoreduction-driven active transmembrane transporter activity</w:t>
+            </w:r>
+          </w:p>
+        </w:tc>
+        <w:tc>
+          <w:tcPr>
+            <w:tcBorders>
+              <w:top w:val="single" w:space="0" w:color="D3D3D3"/>
+              <w:bottom w:val="single" w:space="0" w:color="D3D3D3"/>
+              <w:start w:val="single" w:space="0" w:color="D3D3D3"/>
+              <w:end w:val="single" w:space="0" w:color="D3D3D3"/>
+            </w:tcBorders>
+          </w:tcPr>
+          <w:p>
+            <w:pPr>
+              <w:spacing w:before="0" w:after="60"/>
+              <w:keepNext/>
+              <w:jc w:val="end"/>
+            </w:pPr>
+            <w:r>
+              <w:rPr>
+                <w:rFonts w:ascii="Calibri" w:hAnsi="Calibri"/>
+                <w:sz w:val="11px"/>
+              </w:rPr>
+              <w:t xml:space="default">1.07 × 10^-5</w:t>
+            </w:r>
+          </w:p>
+        </w:tc>
+        <w:tc>
+          <w:tcPr>
+            <w:tcBorders>
+              <w:top w:val="single" w:space="0" w:color="D3D3D3"/>
+              <w:bottom w:val="single" w:space="0" w:color="D3D3D3"/>
+              <w:start w:val="single" w:space="0" w:color="D3D3D3"/>
+              <w:end w:val="single" w:space="0" w:color="D3D3D3"/>
+            </w:tcBorders>
+          </w:tcPr>
+          <w:p>
+            <w:pPr>
+              <w:spacing w:before="0" w:after="60"/>
+              <w:keepNext/>
+              <w:jc w:val="end"/>
+            </w:pPr>
+            <w:r>
+              <w:rPr>
+                <w:rFonts w:ascii="Calibri" w:hAnsi="Calibri"/>
+                <w:sz w:val="11px"/>
+              </w:rPr>
+              <w:t xml:space="default">0.55</w:t>
             </w:r>
           </w:p>
         </w:tc>
@@ -5632,7 +5632,7 @@
                 <w:rFonts w:ascii="Calibri" w:hAnsi="Calibri"/>
                 <w:sz w:val="11px"/>
               </w:rPr>
-              <w:t xml:space="default">6</w:t>
+              <w:t xml:space="default">1</w:t>
             </w:r>
           </w:p>
         </w:tc>
@@ -5673,7 +5673,7 @@
               <w:start w:val="single" w:space="0" w:color="D3D3D3"/>
               <w:end w:val="single" w:space="0" w:color="D3D3D3"/>
             </w:tcBorders>
-            <w:shd w:val="clear" w:color="auto" w:fill="E41A1C"/>
+            <w:shd w:val="clear" w:color="auto" w:fill="4DAF4A"/>
           </w:tcPr>
           <w:p>
             <w:pPr>
@@ -5687,7 +5687,7 @@
                 <w:sz w:val="11px"/>
                 <w:color w:val="FFFFFF"/>
               </w:rPr>
-              <w:t xml:space="default">CC</w:t>
+              <w:t xml:space="default">BP</w:t>
             </w:r>
           </w:p>
         </w:tc>
@@ -5711,55 +5711,55 @@
                 <w:rFonts w:ascii="Calibri" w:hAnsi="Calibri"/>
                 <w:sz w:val="11px"/>
               </w:rPr>
-              <w:t xml:space="default">ribonucleoprotein complex</w:t>
-            </w:r>
-          </w:p>
-        </w:tc>
-        <w:tc>
-          <w:tcPr>
-            <w:tcBorders>
-              <w:top w:val="single" w:space="0" w:color="D3D3D3"/>
-              <w:bottom w:val="single" w:space="0" w:color="D3D3D3"/>
-              <w:start w:val="single" w:space="0" w:color="D3D3D3"/>
-              <w:end w:val="single" w:space="0" w:color="D3D3D3"/>
-            </w:tcBorders>
-          </w:tcPr>
-          <w:p>
-            <w:pPr>
-              <w:spacing w:before="0" w:after="60"/>
-              <w:keepNext/>
-              <w:jc w:val="end"/>
-            </w:pPr>
-            <w:r>
-              <w:rPr>
-                <w:rFonts w:ascii="Calibri" w:hAnsi="Calibri"/>
-                <w:sz w:val="11px"/>
-              </w:rPr>
-              <w:t xml:space="default">2.64 × 10^-5</w:t>
-            </w:r>
-          </w:p>
-        </w:tc>
-        <w:tc>
-          <w:tcPr>
-            <w:tcBorders>
-              <w:top w:val="single" w:space="0" w:color="D3D3D3"/>
-              <w:bottom w:val="single" w:space="0" w:color="D3D3D3"/>
-              <w:start w:val="single" w:space="0" w:color="D3D3D3"/>
-              <w:end w:val="single" w:space="0" w:color="D3D3D3"/>
-            </w:tcBorders>
-          </w:tcPr>
-          <w:p>
-            <w:pPr>
-              <w:spacing w:before="0" w:after="60"/>
-              <w:keepNext/>
-              <w:jc w:val="end"/>
-            </w:pPr>
-            <w:r>
-              <w:rPr>
-                <w:rFonts w:ascii="Calibri" w:hAnsi="Calibri"/>
-                <w:sz w:val="11px"/>
-              </w:rPr>
-              <w:t xml:space="default">0.15</w:t>
+              <w:t xml:space="default">nucleoside triphosphate metabolic process</w:t>
+            </w:r>
+          </w:p>
+        </w:tc>
+        <w:tc>
+          <w:tcPr>
+            <w:tcBorders>
+              <w:top w:val="single" w:space="0" w:color="D3D3D3"/>
+              <w:bottom w:val="single" w:space="0" w:color="D3D3D3"/>
+              <w:start w:val="single" w:space="0" w:color="D3D3D3"/>
+              <w:end w:val="single" w:space="0" w:color="D3D3D3"/>
+            </w:tcBorders>
+          </w:tcPr>
+          <w:p>
+            <w:pPr>
+              <w:spacing w:before="0" w:after="60"/>
+              <w:keepNext/>
+              <w:jc w:val="end"/>
+            </w:pPr>
+            <w:r>
+              <w:rPr>
+                <w:rFonts w:ascii="Calibri" w:hAnsi="Calibri"/>
+                <w:sz w:val="11px"/>
+              </w:rPr>
+              <w:t xml:space="default">1.23 × 10^-5</w:t>
+            </w:r>
+          </w:p>
+        </w:tc>
+        <w:tc>
+          <w:tcPr>
+            <w:tcBorders>
+              <w:top w:val="single" w:space="0" w:color="D3D3D3"/>
+              <w:bottom w:val="single" w:space="0" w:color="D3D3D3"/>
+              <w:start w:val="single" w:space="0" w:color="D3D3D3"/>
+              <w:end w:val="single" w:space="0" w:color="D3D3D3"/>
+            </w:tcBorders>
+          </w:tcPr>
+          <w:p>
+            <w:pPr>
+              <w:spacing w:before="0" w:after="60"/>
+              <w:keepNext/>
+              <w:jc w:val="end"/>
+            </w:pPr>
+            <w:r>
+              <w:rPr>
+                <w:rFonts w:ascii="Calibri" w:hAnsi="Calibri"/>
+                <w:sz w:val="11px"/>
+              </w:rPr>
+              <w:t xml:space="default">0.47</w:t>
             </w:r>
           </w:p>
         </w:tc>
@@ -5809,7 +5809,7 @@
                 <w:rFonts w:ascii="Calibri" w:hAnsi="Calibri"/>
                 <w:sz w:val="11px"/>
               </w:rPr>
-              <w:t xml:space="default">22</w:t>
+              <w:t xml:space="default">6</w:t>
             </w:r>
           </w:p>
         </w:tc>
@@ -5850,7 +5850,7 @@
               <w:start w:val="single" w:space="0" w:color="D3D3D3"/>
               <w:end w:val="single" w:space="0" w:color="D3D3D3"/>
             </w:tcBorders>
-            <w:shd w:val="clear" w:color="auto" w:fill="377EB8"/>
+            <w:shd w:val="clear" w:color="auto" w:fill="4DAF4A"/>
           </w:tcPr>
           <w:p>
             <w:pPr>
@@ -5864,7 +5864,7 @@
                 <w:sz w:val="11px"/>
                 <w:color w:val="FFFFFF"/>
               </w:rPr>
-              <w:t xml:space="default">MF</w:t>
+              <w:t xml:space="default">BP</w:t>
             </w:r>
           </w:p>
         </w:tc>
@@ -5888,67 +5888,67 @@
                 <w:rFonts w:ascii="Calibri" w:hAnsi="Calibri"/>
                 <w:sz w:val="11px"/>
               </w:rPr>
-              <w:t xml:space="default">ATPase regulator activity</w:t>
-            </w:r>
-          </w:p>
-        </w:tc>
-        <w:tc>
-          <w:tcPr>
-            <w:tcBorders>
-              <w:top w:val="single" w:space="0" w:color="D3D3D3"/>
-              <w:bottom w:val="single" w:space="0" w:color="D3D3D3"/>
-              <w:start w:val="single" w:space="0" w:color="D3D3D3"/>
-              <w:end w:val="single" w:space="0" w:color="D3D3D3"/>
-            </w:tcBorders>
-          </w:tcPr>
-          <w:p>
-            <w:pPr>
-              <w:spacing w:before="0" w:after="60"/>
-              <w:keepNext/>
-              <w:jc w:val="end"/>
-            </w:pPr>
-            <w:r>
-              <w:rPr>
-                <w:rFonts w:ascii="Calibri" w:hAnsi="Calibri"/>
-                <w:sz w:val="11px"/>
-              </w:rPr>
-              <w:t xml:space="default">1.48 × 10^-4</w:t>
-            </w:r>
-          </w:p>
-        </w:tc>
-        <w:tc>
-          <w:tcPr>
-            <w:tcBorders>
-              <w:top w:val="single" w:space="0" w:color="D3D3D3"/>
-              <w:bottom w:val="single" w:space="0" w:color="D3D3D3"/>
-              <w:start w:val="single" w:space="0" w:color="D3D3D3"/>
-              <w:end w:val="single" w:space="0" w:color="D3D3D3"/>
-            </w:tcBorders>
-          </w:tcPr>
-          <w:p>
-            <w:pPr>
-              <w:spacing w:before="0" w:after="60"/>
-              <w:keepNext/>
-              <w:jc w:val="end"/>
-            </w:pPr>
-            <w:r>
-              <w:rPr>
-                <w:rFonts w:ascii="Calibri" w:hAnsi="Calibri"/>
-                <w:sz w:val="11px"/>
-              </w:rPr>
-              <w:t xml:space="default">0.05</w:t>
-            </w:r>
-          </w:p>
-        </w:tc>
-        <w:tc>
-          <w:tcPr>
-            <w:tcBorders>
-              <w:top w:val="single" w:space="0" w:color="D3D3D3"/>
-              <w:bottom w:val="single" w:space="0" w:color="D3D3D3"/>
-              <w:start w:val="single" w:space="0" w:color="D3D3D3"/>
-              <w:end w:val="single" w:space="0" w:color="D3D3D3"/>
-            </w:tcBorders>
-            <w:shd w:val="clear" w:color="auto" w:fill="B2182B"/>
+              <w:t xml:space="default">regulation of locomotion</w:t>
+            </w:r>
+          </w:p>
+        </w:tc>
+        <w:tc>
+          <w:tcPr>
+            <w:tcBorders>
+              <w:top w:val="single" w:space="0" w:color="D3D3D3"/>
+              <w:bottom w:val="single" w:space="0" w:color="D3D3D3"/>
+              <w:start w:val="single" w:space="0" w:color="D3D3D3"/>
+              <w:end w:val="single" w:space="0" w:color="D3D3D3"/>
+            </w:tcBorders>
+          </w:tcPr>
+          <w:p>
+            <w:pPr>
+              <w:spacing w:before="0" w:after="60"/>
+              <w:keepNext/>
+              <w:jc w:val="end"/>
+            </w:pPr>
+            <w:r>
+              <w:rPr>
+                <w:rFonts w:ascii="Calibri" w:hAnsi="Calibri"/>
+                <w:sz w:val="11px"/>
+              </w:rPr>
+              <w:t xml:space="default">1.72 × 10^-5</w:t>
+            </w:r>
+          </w:p>
+        </w:tc>
+        <w:tc>
+          <w:tcPr>
+            <w:tcBorders>
+              <w:top w:val="single" w:space="0" w:color="D3D3D3"/>
+              <w:bottom w:val="single" w:space="0" w:color="D3D3D3"/>
+              <w:start w:val="single" w:space="0" w:color="D3D3D3"/>
+              <w:end w:val="single" w:space="0" w:color="D3D3D3"/>
+            </w:tcBorders>
+          </w:tcPr>
+          <w:p>
+            <w:pPr>
+              <w:spacing w:before="0" w:after="60"/>
+              <w:keepNext/>
+              <w:jc w:val="end"/>
+            </w:pPr>
+            <w:r>
+              <w:rPr>
+                <w:rFonts w:ascii="Calibri" w:hAnsi="Calibri"/>
+                <w:sz w:val="11px"/>
+              </w:rPr>
+              <w:t xml:space="default">-0.39</w:t>
+            </w:r>
+          </w:p>
+        </w:tc>
+        <w:tc>
+          <w:tcPr>
+            <w:tcBorders>
+              <w:top w:val="single" w:space="0" w:color="D3D3D3"/>
+              <w:bottom w:val="single" w:space="0" w:color="D3D3D3"/>
+              <w:start w:val="single" w:space="0" w:color="D3D3D3"/>
+              <w:end w:val="single" w:space="0" w:color="D3D3D3"/>
+            </w:tcBorders>
+            <w:shd w:val="clear" w:color="auto" w:fill="2166AC"/>
           </w:tcPr>
           <w:p>
             <w:pPr>
@@ -5962,31 +5962,31 @@
                 <w:sz w:val="11px"/>
                 <w:color w:val="FFFFFF"/>
               </w:rPr>
-              <w:t xml:space="default">Up</w:t>
-            </w:r>
-          </w:p>
-        </w:tc>
-        <w:tc>
-          <w:tcPr>
-            <w:tcBorders>
-              <w:top w:val="single" w:space="0" w:color="D3D3D3"/>
-              <w:bottom w:val="single" w:space="0" w:color="D3D3D3"/>
-              <w:start w:val="single" w:space="0" w:color="D3D3D3"/>
-              <w:end w:val="single" w:space="0" w:color="D3D3D3"/>
-            </w:tcBorders>
-          </w:tcPr>
-          <w:p>
-            <w:pPr>
-              <w:spacing w:before="0" w:after="60"/>
-              <w:keepNext/>
-              <w:jc w:val="end"/>
-            </w:pPr>
-            <w:r>
-              <w:rPr>
-                <w:rFonts w:ascii="Calibri" w:hAnsi="Calibri"/>
-                <w:sz w:val="11px"/>
-              </w:rPr>
-              <w:t xml:space="default">4</w:t>
+              <w:t xml:space="default">Down</w:t>
+            </w:r>
+          </w:p>
+        </w:tc>
+        <w:tc>
+          <w:tcPr>
+            <w:tcBorders>
+              <w:top w:val="single" w:space="0" w:color="D3D3D3"/>
+              <w:bottom w:val="single" w:space="0" w:color="D3D3D3"/>
+              <w:start w:val="single" w:space="0" w:color="D3D3D3"/>
+              <w:end w:val="single" w:space="0" w:color="D3D3D3"/>
+            </w:tcBorders>
+          </w:tcPr>
+          <w:p>
+            <w:pPr>
+              <w:spacing w:before="0" w:after="60"/>
+              <w:keepNext/>
+              <w:jc w:val="end"/>
+            </w:pPr>
+            <w:r>
+              <w:rPr>
+                <w:rFonts w:ascii="Calibri" w:hAnsi="Calibri"/>
+                <w:sz w:val="11px"/>
+              </w:rPr>
+              <w:t xml:space="default">37</w:t>
             </w:r>
           </w:p>
         </w:tc>
@@ -6027,7 +6027,7 @@
               <w:start w:val="single" w:space="0" w:color="D3D3D3"/>
               <w:end w:val="single" w:space="0" w:color="D3D3D3"/>
             </w:tcBorders>
-            <w:shd w:val="clear" w:color="auto" w:fill="4DAF4A"/>
+            <w:shd w:val="clear" w:color="auto" w:fill="E41A1C"/>
           </w:tcPr>
           <w:p>
             <w:pPr>
@@ -6041,7 +6041,7 @@
                 <w:sz w:val="11px"/>
                 <w:color w:val="FFFFFF"/>
               </w:rPr>
-              <w:t xml:space="default">BP</w:t>
+              <w:t xml:space="default">CC</w:t>
             </w:r>
           </w:p>
         </w:tc>
@@ -6065,55 +6065,55 @@
                 <w:rFonts w:ascii="Calibri" w:hAnsi="Calibri"/>
                 <w:sz w:val="11px"/>
               </w:rPr>
-              <w:t xml:space="default">protein folding</w:t>
-            </w:r>
-          </w:p>
-        </w:tc>
-        <w:tc>
-          <w:tcPr>
-            <w:tcBorders>
-              <w:top w:val="single" w:space="0" w:color="D3D3D3"/>
-              <w:bottom w:val="single" w:space="0" w:color="D3D3D3"/>
-              <w:start w:val="single" w:space="0" w:color="D3D3D3"/>
-              <w:end w:val="single" w:space="0" w:color="D3D3D3"/>
-            </w:tcBorders>
-          </w:tcPr>
-          <w:p>
-            <w:pPr>
-              <w:spacing w:before="0" w:after="60"/>
-              <w:keepNext/>
-              <w:jc w:val="end"/>
-            </w:pPr>
-            <w:r>
-              <w:rPr>
-                <w:rFonts w:ascii="Calibri" w:hAnsi="Calibri"/>
-                <w:sz w:val="11px"/>
-              </w:rPr>
-              <w:t xml:space="default">4.62 × 10^-4</w:t>
-            </w:r>
-          </w:p>
-        </w:tc>
-        <w:tc>
-          <w:tcPr>
-            <w:tcBorders>
-              <w:top w:val="single" w:space="0" w:color="D3D3D3"/>
-              <w:bottom w:val="single" w:space="0" w:color="D3D3D3"/>
-              <w:start w:val="single" w:space="0" w:color="D3D3D3"/>
-              <w:end w:val="single" w:space="0" w:color="D3D3D3"/>
-            </w:tcBorders>
-          </w:tcPr>
-          <w:p>
-            <w:pPr>
-              <w:spacing w:before="0" w:after="60"/>
-              <w:keepNext/>
-              <w:jc w:val="end"/>
-            </w:pPr>
-            <w:r>
-              <w:rPr>
-                <w:rFonts w:ascii="Calibri" w:hAnsi="Calibri"/>
-                <w:sz w:val="11px"/>
-              </w:rPr>
-              <w:t xml:space="default">0.05</w:t>
+              <w:t xml:space="default">ribonucleoprotein complex</w:t>
+            </w:r>
+          </w:p>
+        </w:tc>
+        <w:tc>
+          <w:tcPr>
+            <w:tcBorders>
+              <w:top w:val="single" w:space="0" w:color="D3D3D3"/>
+              <w:bottom w:val="single" w:space="0" w:color="D3D3D3"/>
+              <w:start w:val="single" w:space="0" w:color="D3D3D3"/>
+              <w:end w:val="single" w:space="0" w:color="D3D3D3"/>
+            </w:tcBorders>
+          </w:tcPr>
+          <w:p>
+            <w:pPr>
+              <w:spacing w:before="0" w:after="60"/>
+              <w:keepNext/>
+              <w:jc w:val="end"/>
+            </w:pPr>
+            <w:r>
+              <w:rPr>
+                <w:rFonts w:ascii="Calibri" w:hAnsi="Calibri"/>
+                <w:sz w:val="11px"/>
+              </w:rPr>
+              <w:t xml:space="default">2.64 × 10^-5</w:t>
+            </w:r>
+          </w:p>
+        </w:tc>
+        <w:tc>
+          <w:tcPr>
+            <w:tcBorders>
+              <w:top w:val="single" w:space="0" w:color="D3D3D3"/>
+              <w:bottom w:val="single" w:space="0" w:color="D3D3D3"/>
+              <w:start w:val="single" w:space="0" w:color="D3D3D3"/>
+              <w:end w:val="single" w:space="0" w:color="D3D3D3"/>
+            </w:tcBorders>
+          </w:tcPr>
+          <w:p>
+            <w:pPr>
+              <w:spacing w:before="0" w:after="60"/>
+              <w:keepNext/>
+              <w:jc w:val="end"/>
+            </w:pPr>
+            <w:r>
+              <w:rPr>
+                <w:rFonts w:ascii="Calibri" w:hAnsi="Calibri"/>
+                <w:sz w:val="11px"/>
+              </w:rPr>
+              <w:t xml:space="default">0.32</w:t>
             </w:r>
           </w:p>
         </w:tc>
@@ -6163,7 +6163,7 @@
                 <w:rFonts w:ascii="Calibri" w:hAnsi="Calibri"/>
                 <w:sz w:val="11px"/>
               </w:rPr>
-              <w:t xml:space="default">12</w:t>
+              <w:t xml:space="default">22</w:t>
             </w:r>
           </w:p>
         </w:tc>
@@ -6204,7 +6204,7 @@
               <w:start w:val="single" w:space="0" w:color="D3D3D3"/>
               <w:end w:val="single" w:space="0" w:color="D3D3D3"/>
             </w:tcBorders>
-            <w:shd w:val="clear" w:color="auto" w:fill="E41A1C"/>
+            <w:shd w:val="clear" w:color="auto" w:fill="377EB8"/>
           </w:tcPr>
           <w:p>
             <w:pPr>
@@ -6218,7 +6218,7 @@
                 <w:sz w:val="11px"/>
                 <w:color w:val="FFFFFF"/>
               </w:rPr>
-              <w:t xml:space="default">CC</w:t>
+              <w:t xml:space="default">MF</w:t>
             </w:r>
           </w:p>
         </w:tc>
@@ -6242,67 +6242,67 @@
                 <w:rFonts w:ascii="Calibri" w:hAnsi="Calibri"/>
                 <w:sz w:val="11px"/>
               </w:rPr>
-              <w:t xml:space="default">guanylate cyclase complex, soluble</w:t>
-            </w:r>
-          </w:p>
-        </w:tc>
-        <w:tc>
-          <w:tcPr>
-            <w:tcBorders>
-              <w:top w:val="single" w:space="0" w:color="D3D3D3"/>
-              <w:bottom w:val="single" w:space="0" w:color="D3D3D3"/>
-              <w:start w:val="single" w:space="0" w:color="D3D3D3"/>
-              <w:end w:val="single" w:space="0" w:color="D3D3D3"/>
-            </w:tcBorders>
-          </w:tcPr>
-          <w:p>
-            <w:pPr>
-              <w:spacing w:before="0" w:after="60"/>
-              <w:keepNext/>
-              <w:jc w:val="end"/>
-            </w:pPr>
-            <w:r>
-              <w:rPr>
-                <w:rFonts w:ascii="Calibri" w:hAnsi="Calibri"/>
-                <w:sz w:val="11px"/>
-              </w:rPr>
-              <w:t xml:space="default">6.82 × 10^-4</w:t>
-            </w:r>
-          </w:p>
-        </w:tc>
-        <w:tc>
-          <w:tcPr>
-            <w:tcBorders>
-              <w:top w:val="single" w:space="0" w:color="D3D3D3"/>
-              <w:bottom w:val="single" w:space="0" w:color="D3D3D3"/>
-              <w:start w:val="single" w:space="0" w:color="D3D3D3"/>
-              <w:end w:val="single" w:space="0" w:color="D3D3D3"/>
-            </w:tcBorders>
-          </w:tcPr>
-          <w:p>
-            <w:pPr>
-              <w:spacing w:before="0" w:after="60"/>
-              <w:keepNext/>
-              <w:jc w:val="end"/>
-            </w:pPr>
-            <w:r>
-              <w:rPr>
-                <w:rFonts w:ascii="Calibri" w:hAnsi="Calibri"/>
-                <w:sz w:val="11px"/>
-              </w:rPr>
-              <w:t xml:space="default">-0.15</w:t>
-            </w:r>
-          </w:p>
-        </w:tc>
-        <w:tc>
-          <w:tcPr>
-            <w:tcBorders>
-              <w:top w:val="single" w:space="0" w:color="D3D3D3"/>
-              <w:bottom w:val="single" w:space="0" w:color="D3D3D3"/>
-              <w:start w:val="single" w:space="0" w:color="D3D3D3"/>
-              <w:end w:val="single" w:space="0" w:color="D3D3D3"/>
-            </w:tcBorders>
-            <w:shd w:val="clear" w:color="auto" w:fill="2166AC"/>
+              <w:t xml:space="default">ATPase regulator activity</w:t>
+            </w:r>
+          </w:p>
+        </w:tc>
+        <w:tc>
+          <w:tcPr>
+            <w:tcBorders>
+              <w:top w:val="single" w:space="0" w:color="D3D3D3"/>
+              <w:bottom w:val="single" w:space="0" w:color="D3D3D3"/>
+              <w:start w:val="single" w:space="0" w:color="D3D3D3"/>
+              <w:end w:val="single" w:space="0" w:color="D3D3D3"/>
+            </w:tcBorders>
+          </w:tcPr>
+          <w:p>
+            <w:pPr>
+              <w:spacing w:before="0" w:after="60"/>
+              <w:keepNext/>
+              <w:jc w:val="end"/>
+            </w:pPr>
+            <w:r>
+              <w:rPr>
+                <w:rFonts w:ascii="Calibri" w:hAnsi="Calibri"/>
+                <w:sz w:val="11px"/>
+              </w:rPr>
+              <w:t xml:space="default">1.48 × 10^-4</w:t>
+            </w:r>
+          </w:p>
+        </w:tc>
+        <w:tc>
+          <w:tcPr>
+            <w:tcBorders>
+              <w:top w:val="single" w:space="0" w:color="D3D3D3"/>
+              <w:bottom w:val="single" w:space="0" w:color="D3D3D3"/>
+              <w:start w:val="single" w:space="0" w:color="D3D3D3"/>
+              <w:end w:val="single" w:space="0" w:color="D3D3D3"/>
+            </w:tcBorders>
+          </w:tcPr>
+          <w:p>
+            <w:pPr>
+              <w:spacing w:before="0" w:after="60"/>
+              <w:keepNext/>
+              <w:jc w:val="end"/>
+            </w:pPr>
+            <w:r>
+              <w:rPr>
+                <w:rFonts w:ascii="Calibri" w:hAnsi="Calibri"/>
+                <w:sz w:val="11px"/>
+              </w:rPr>
+              <w:t xml:space="default">0.25</w:t>
+            </w:r>
+          </w:p>
+        </w:tc>
+        <w:tc>
+          <w:tcPr>
+            <w:tcBorders>
+              <w:top w:val="single" w:space="0" w:color="D3D3D3"/>
+              <w:bottom w:val="single" w:space="0" w:color="D3D3D3"/>
+              <w:start w:val="single" w:space="0" w:color="D3D3D3"/>
+              <w:end w:val="single" w:space="0" w:color="D3D3D3"/>
+            </w:tcBorders>
+            <w:shd w:val="clear" w:color="auto" w:fill="B2182B"/>
           </w:tcPr>
           <w:p>
             <w:pPr>
@@ -6316,31 +6316,31 @@
                 <w:sz w:val="11px"/>
                 <w:color w:val="FFFFFF"/>
               </w:rPr>
-              <w:t xml:space="default">Down</w:t>
-            </w:r>
-          </w:p>
-        </w:tc>
-        <w:tc>
-          <w:tcPr>
-            <w:tcBorders>
-              <w:top w:val="single" w:space="0" w:color="D3D3D3"/>
-              <w:bottom w:val="single" w:space="0" w:color="D3D3D3"/>
-              <w:start w:val="single" w:space="0" w:color="D3D3D3"/>
-              <w:end w:val="single" w:space="0" w:color="D3D3D3"/>
-            </w:tcBorders>
-          </w:tcPr>
-          <w:p>
-            <w:pPr>
-              <w:spacing w:before="0" w:after="60"/>
-              <w:keepNext/>
-              <w:jc w:val="end"/>
-            </w:pPr>
-            <w:r>
-              <w:rPr>
-                <w:rFonts w:ascii="Calibri" w:hAnsi="Calibri"/>
-                <w:sz w:val="11px"/>
-              </w:rPr>
-              <w:t xml:space="default">0</w:t>
+              <w:t xml:space="default">Up</w:t>
+            </w:r>
+          </w:p>
+        </w:tc>
+        <w:tc>
+          <w:tcPr>
+            <w:tcBorders>
+              <w:top w:val="single" w:space="0" w:color="D3D3D3"/>
+              <w:bottom w:val="single" w:space="0" w:color="D3D3D3"/>
+              <w:start w:val="single" w:space="0" w:color="D3D3D3"/>
+              <w:end w:val="single" w:space="0" w:color="D3D3D3"/>
+            </w:tcBorders>
+          </w:tcPr>
+          <w:p>
+            <w:pPr>
+              <w:spacing w:before="0" w:after="60"/>
+              <w:keepNext/>
+              <w:jc w:val="end"/>
+            </w:pPr>
+            <w:r>
+              <w:rPr>
+                <w:rFonts w:ascii="Calibri" w:hAnsi="Calibri"/>
+                <w:sz w:val="11px"/>
+              </w:rPr>
+              <w:t xml:space="default">4</w:t>
             </w:r>
           </w:p>
         </w:tc>
@@ -6381,7 +6381,7 @@
               <w:start w:val="single" w:space="0" w:color="D3D3D3"/>
               <w:end w:val="single" w:space="0" w:color="D3D3D3"/>
             </w:tcBorders>
-            <w:shd w:val="clear" w:color="auto" w:fill="377EB8"/>
+            <w:shd w:val="clear" w:color="auto" w:fill="4DAF4A"/>
           </w:tcPr>
           <w:p>
             <w:pPr>
@@ -6395,7 +6395,7 @@
                 <w:sz w:val="11px"/>
                 <w:color w:val="FFFFFF"/>
               </w:rPr>
-              <w:t xml:space="default">MF</w:t>
+              <w:t xml:space="default">BP</w:t>
             </w:r>
           </w:p>
         </w:tc>
@@ -6419,67 +6419,67 @@
                 <w:rFonts w:ascii="Calibri" w:hAnsi="Calibri"/>
                 <w:sz w:val="11px"/>
               </w:rPr>
-              <w:t xml:space="default">actin binding</w:t>
-            </w:r>
-          </w:p>
-        </w:tc>
-        <w:tc>
-          <w:tcPr>
-            <w:tcBorders>
-              <w:top w:val="single" w:space="0" w:color="D3D3D3"/>
-              <w:bottom w:val="single" w:space="0" w:color="D3D3D3"/>
-              <w:start w:val="single" w:space="0" w:color="D3D3D3"/>
-              <w:end w:val="single" w:space="0" w:color="D3D3D3"/>
-            </w:tcBorders>
-          </w:tcPr>
-          <w:p>
-            <w:pPr>
-              <w:spacing w:before="0" w:after="60"/>
-              <w:keepNext/>
-              <w:jc w:val="end"/>
-            </w:pPr>
-            <w:r>
-              <w:rPr>
-                <w:rFonts w:ascii="Calibri" w:hAnsi="Calibri"/>
-                <w:sz w:val="11px"/>
-              </w:rPr>
-              <w:t xml:space="default">1.86 × 10^-3</w:t>
-            </w:r>
-          </w:p>
-        </w:tc>
-        <w:tc>
-          <w:tcPr>
-            <w:tcBorders>
-              <w:top w:val="single" w:space="0" w:color="D3D3D3"/>
-              <w:bottom w:val="single" w:space="0" w:color="D3D3D3"/>
-              <w:start w:val="single" w:space="0" w:color="D3D3D3"/>
-              <w:end w:val="single" w:space="0" w:color="D3D3D3"/>
-            </w:tcBorders>
-          </w:tcPr>
-          <w:p>
-            <w:pPr>
-              <w:spacing w:before="0" w:after="60"/>
-              <w:keepNext/>
-              <w:jc w:val="end"/>
-            </w:pPr>
-            <w:r>
-              <w:rPr>
-                <w:rFonts w:ascii="Calibri" w:hAnsi="Calibri"/>
-                <w:sz w:val="11px"/>
-              </w:rPr>
-              <w:t xml:space="default">-0.24</w:t>
-            </w:r>
-          </w:p>
-        </w:tc>
-        <w:tc>
-          <w:tcPr>
-            <w:tcBorders>
-              <w:top w:val="single" w:space="0" w:color="D3D3D3"/>
-              <w:bottom w:val="single" w:space="0" w:color="D3D3D3"/>
-              <w:start w:val="single" w:space="0" w:color="D3D3D3"/>
-              <w:end w:val="single" w:space="0" w:color="D3D3D3"/>
-            </w:tcBorders>
-            <w:shd w:val="clear" w:color="auto" w:fill="2166AC"/>
+              <w:t xml:space="default">protein folding</w:t>
+            </w:r>
+          </w:p>
+        </w:tc>
+        <w:tc>
+          <w:tcPr>
+            <w:tcBorders>
+              <w:top w:val="single" w:space="0" w:color="D3D3D3"/>
+              <w:bottom w:val="single" w:space="0" w:color="D3D3D3"/>
+              <w:start w:val="single" w:space="0" w:color="D3D3D3"/>
+              <w:end w:val="single" w:space="0" w:color="D3D3D3"/>
+            </w:tcBorders>
+          </w:tcPr>
+          <w:p>
+            <w:pPr>
+              <w:spacing w:before="0" w:after="60"/>
+              <w:keepNext/>
+              <w:jc w:val="end"/>
+            </w:pPr>
+            <w:r>
+              <w:rPr>
+                <w:rFonts w:ascii="Calibri" w:hAnsi="Calibri"/>
+                <w:sz w:val="11px"/>
+              </w:rPr>
+              <w:t xml:space="default">4.62 × 10^-4</w:t>
+            </w:r>
+          </w:p>
+        </w:tc>
+        <w:tc>
+          <w:tcPr>
+            <w:tcBorders>
+              <w:top w:val="single" w:space="0" w:color="D3D3D3"/>
+              <w:bottom w:val="single" w:space="0" w:color="D3D3D3"/>
+              <w:start w:val="single" w:space="0" w:color="D3D3D3"/>
+              <w:end w:val="single" w:space="0" w:color="D3D3D3"/>
+            </w:tcBorders>
+          </w:tcPr>
+          <w:p>
+            <w:pPr>
+              <w:spacing w:before="0" w:after="60"/>
+              <w:keepNext/>
+              <w:jc w:val="end"/>
+            </w:pPr>
+            <w:r>
+              <w:rPr>
+                <w:rFonts w:ascii="Calibri" w:hAnsi="Calibri"/>
+                <w:sz w:val="11px"/>
+              </w:rPr>
+              <w:t xml:space="default">0.17</w:t>
+            </w:r>
+          </w:p>
+        </w:tc>
+        <w:tc>
+          <w:tcPr>
+            <w:tcBorders>
+              <w:top w:val="single" w:space="0" w:color="D3D3D3"/>
+              <w:bottom w:val="single" w:space="0" w:color="D3D3D3"/>
+              <w:start w:val="single" w:space="0" w:color="D3D3D3"/>
+              <w:end w:val="single" w:space="0" w:color="D3D3D3"/>
+            </w:tcBorders>
+            <w:shd w:val="clear" w:color="auto" w:fill="B2182B"/>
           </w:tcPr>
           <w:p>
             <w:pPr>
@@ -6493,31 +6493,31 @@
                 <w:sz w:val="11px"/>
                 <w:color w:val="FFFFFF"/>
               </w:rPr>
-              <w:t xml:space="default">Down</w:t>
-            </w:r>
-          </w:p>
-        </w:tc>
-        <w:tc>
-          <w:tcPr>
-            <w:tcBorders>
-              <w:top w:val="single" w:space="0" w:color="D3D3D3"/>
-              <w:bottom w:val="single" w:space="0" w:color="D3D3D3"/>
-              <w:start w:val="single" w:space="0" w:color="D3D3D3"/>
-              <w:end w:val="single" w:space="0" w:color="D3D3D3"/>
-            </w:tcBorders>
-          </w:tcPr>
-          <w:p>
-            <w:pPr>
-              <w:spacing w:before="0" w:after="60"/>
-              <w:keepNext/>
-              <w:jc w:val="end"/>
-            </w:pPr>
-            <w:r>
-              <w:rPr>
-                <w:rFonts w:ascii="Calibri" w:hAnsi="Calibri"/>
-                <w:sz w:val="11px"/>
-              </w:rPr>
-              <w:t xml:space="default">3</w:t>
+              <w:t xml:space="default">Up</w:t>
+            </w:r>
+          </w:p>
+        </w:tc>
+        <w:tc>
+          <w:tcPr>
+            <w:tcBorders>
+              <w:top w:val="single" w:space="0" w:color="D3D3D3"/>
+              <w:bottom w:val="single" w:space="0" w:color="D3D3D3"/>
+              <w:start w:val="single" w:space="0" w:color="D3D3D3"/>
+              <w:end w:val="single" w:space="0" w:color="D3D3D3"/>
+            </w:tcBorders>
+          </w:tcPr>
+          <w:p>
+            <w:pPr>
+              <w:spacing w:before="0" w:after="60"/>
+              <w:keepNext/>
+              <w:jc w:val="end"/>
+            </w:pPr>
+            <w:r>
+              <w:rPr>
+                <w:rFonts w:ascii="Calibri" w:hAnsi="Calibri"/>
+                <w:sz w:val="11px"/>
+              </w:rPr>
+              <w:t xml:space="default">12</w:t>
             </w:r>
           </w:p>
         </w:tc>
@@ -6558,7 +6558,7 @@
               <w:start w:val="single" w:space="0" w:color="D3D3D3"/>
               <w:end w:val="single" w:space="0" w:color="D3D3D3"/>
             </w:tcBorders>
-            <w:shd w:val="clear" w:color="auto" w:fill="377EB8"/>
+            <w:shd w:val="clear" w:color="auto" w:fill="E41A1C"/>
           </w:tcPr>
           <w:p>
             <w:pPr>
@@ -6572,7 +6572,7 @@
                 <w:sz w:val="11px"/>
                 <w:color w:val="FFFFFF"/>
               </w:rPr>
-              <w:t xml:space="default">MF</w:t>
+              <w:t xml:space="default">CC</w:t>
             </w:r>
           </w:p>
         </w:tc>
@@ -6596,55 +6596,55 @@
                 <w:rFonts w:ascii="Calibri" w:hAnsi="Calibri"/>
                 <w:sz w:val="11px"/>
               </w:rPr>
-              <w:t xml:space="default">guanylate cyclase activity</w:t>
-            </w:r>
-          </w:p>
-        </w:tc>
-        <w:tc>
-          <w:tcPr>
-            <w:tcBorders>
-              <w:top w:val="single" w:space="0" w:color="D3D3D3"/>
-              <w:bottom w:val="single" w:space="0" w:color="D3D3D3"/>
-              <w:start w:val="single" w:space="0" w:color="D3D3D3"/>
-              <w:end w:val="single" w:space="0" w:color="D3D3D3"/>
-            </w:tcBorders>
-          </w:tcPr>
-          <w:p>
-            <w:pPr>
-              <w:spacing w:before="0" w:after="60"/>
-              <w:keepNext/>
-              <w:jc w:val="end"/>
-            </w:pPr>
-            <w:r>
-              <w:rPr>
-                <w:rFonts w:ascii="Calibri" w:hAnsi="Calibri"/>
-                <w:sz w:val="11px"/>
-              </w:rPr>
-              <w:t xml:space="default">2.40 × 10^-3</w:t>
-            </w:r>
-          </w:p>
-        </w:tc>
-        <w:tc>
-          <w:tcPr>
-            <w:tcBorders>
-              <w:top w:val="single" w:space="0" w:color="D3D3D3"/>
-              <w:bottom w:val="single" w:space="0" w:color="D3D3D3"/>
-              <w:start w:val="single" w:space="0" w:color="D3D3D3"/>
-              <w:end w:val="single" w:space="0" w:color="D3D3D3"/>
-            </w:tcBorders>
-          </w:tcPr>
-          <w:p>
-            <w:pPr>
-              <w:spacing w:before="0" w:after="60"/>
-              <w:keepNext/>
-              <w:jc w:val="end"/>
-            </w:pPr>
-            <w:r>
-              <w:rPr>
-                <w:rFonts w:ascii="Calibri" w:hAnsi="Calibri"/>
-                <w:sz w:val="11px"/>
-              </w:rPr>
-              <w:t xml:space="default">-0.34</w:t>
+              <w:t xml:space="default">guanylate cyclase complex, soluble</w:t>
+            </w:r>
+          </w:p>
+        </w:tc>
+        <w:tc>
+          <w:tcPr>
+            <w:tcBorders>
+              <w:top w:val="single" w:space="0" w:color="D3D3D3"/>
+              <w:bottom w:val="single" w:space="0" w:color="D3D3D3"/>
+              <w:start w:val="single" w:space="0" w:color="D3D3D3"/>
+              <w:end w:val="single" w:space="0" w:color="D3D3D3"/>
+            </w:tcBorders>
+          </w:tcPr>
+          <w:p>
+            <w:pPr>
+              <w:spacing w:before="0" w:after="60"/>
+              <w:keepNext/>
+              <w:jc w:val="end"/>
+            </w:pPr>
+            <w:r>
+              <w:rPr>
+                <w:rFonts w:ascii="Calibri" w:hAnsi="Calibri"/>
+                <w:sz w:val="11px"/>
+              </w:rPr>
+              <w:t xml:space="default">6.82 × 10^-4</w:t>
+            </w:r>
+          </w:p>
+        </w:tc>
+        <w:tc>
+          <w:tcPr>
+            <w:tcBorders>
+              <w:top w:val="single" w:space="0" w:color="D3D3D3"/>
+              <w:bottom w:val="single" w:space="0" w:color="D3D3D3"/>
+              <w:start w:val="single" w:space="0" w:color="D3D3D3"/>
+              <w:end w:val="single" w:space="0" w:color="D3D3D3"/>
+            </w:tcBorders>
+          </w:tcPr>
+          <w:p>
+            <w:pPr>
+              <w:spacing w:before="0" w:after="60"/>
+              <w:keepNext/>
+              <w:jc w:val="end"/>
+            </w:pPr>
+            <w:r>
+              <w:rPr>
+                <w:rFonts w:ascii="Calibri" w:hAnsi="Calibri"/>
+                <w:sz w:val="11px"/>
+              </w:rPr>
+              <w:t xml:space="default">-0.10</w:t>
             </w:r>
           </w:p>
         </w:tc>
@@ -6735,7 +6735,7 @@
               <w:start w:val="single" w:space="0" w:color="D3D3D3"/>
               <w:end w:val="single" w:space="0" w:color="D3D3D3"/>
             </w:tcBorders>
-            <w:shd w:val="clear" w:color="auto" w:fill="4DAF4A"/>
+            <w:shd w:val="clear" w:color="auto" w:fill="377EB8"/>
           </w:tcPr>
           <w:p>
             <w:pPr>
@@ -6749,7 +6749,7 @@
                 <w:sz w:val="11px"/>
                 <w:color w:val="FFFFFF"/>
               </w:rPr>
-              <w:t xml:space="default">BP</w:t>
+              <w:t xml:space="default">MF</w:t>
             </w:r>
           </w:p>
         </w:tc>
@@ -6773,67 +6773,67 @@
                 <w:rFonts w:ascii="Calibri" w:hAnsi="Calibri"/>
                 <w:sz w:val="11px"/>
               </w:rPr>
-              <w:t xml:space="default">DNA metabolic process</w:t>
-            </w:r>
-          </w:p>
-        </w:tc>
-        <w:tc>
-          <w:tcPr>
-            <w:tcBorders>
-              <w:top w:val="single" w:space="0" w:color="D3D3D3"/>
-              <w:bottom w:val="single" w:space="0" w:color="D3D3D3"/>
-              <w:start w:val="single" w:space="0" w:color="D3D3D3"/>
-              <w:end w:val="single" w:space="0" w:color="D3D3D3"/>
-            </w:tcBorders>
-          </w:tcPr>
-          <w:p>
-            <w:pPr>
-              <w:spacing w:before="0" w:after="60"/>
-              <w:keepNext/>
-              <w:jc w:val="end"/>
-            </w:pPr>
-            <w:r>
-              <w:rPr>
-                <w:rFonts w:ascii="Calibri" w:hAnsi="Calibri"/>
-                <w:sz w:val="11px"/>
-              </w:rPr>
-              <w:t xml:space="default">2.98 × 10^-3</w:t>
-            </w:r>
-          </w:p>
-        </w:tc>
-        <w:tc>
-          <w:tcPr>
-            <w:tcBorders>
-              <w:top w:val="single" w:space="0" w:color="D3D3D3"/>
-              <w:bottom w:val="single" w:space="0" w:color="D3D3D3"/>
-              <w:start w:val="single" w:space="0" w:color="D3D3D3"/>
-              <w:end w:val="single" w:space="0" w:color="D3D3D3"/>
-            </w:tcBorders>
-          </w:tcPr>
-          <w:p>
-            <w:pPr>
-              <w:spacing w:before="0" w:after="60"/>
-              <w:keepNext/>
-              <w:jc w:val="end"/>
-            </w:pPr>
-            <w:r>
-              <w:rPr>
-                <w:rFonts w:ascii="Calibri" w:hAnsi="Calibri"/>
-                <w:sz w:val="11px"/>
-              </w:rPr>
-              <w:t xml:space="default">0.45</w:t>
-            </w:r>
-          </w:p>
-        </w:tc>
-        <w:tc>
-          <w:tcPr>
-            <w:tcBorders>
-              <w:top w:val="single" w:space="0" w:color="D3D3D3"/>
-              <w:bottom w:val="single" w:space="0" w:color="D3D3D3"/>
-              <w:start w:val="single" w:space="0" w:color="D3D3D3"/>
-              <w:end w:val="single" w:space="0" w:color="D3D3D3"/>
-            </w:tcBorders>
-            <w:shd w:val="clear" w:color="auto" w:fill="B2182B"/>
+              <w:t xml:space="default">signaling receptor binding</w:t>
+            </w:r>
+          </w:p>
+        </w:tc>
+        <w:tc>
+          <w:tcPr>
+            <w:tcBorders>
+              <w:top w:val="single" w:space="0" w:color="D3D3D3"/>
+              <w:bottom w:val="single" w:space="0" w:color="D3D3D3"/>
+              <w:start w:val="single" w:space="0" w:color="D3D3D3"/>
+              <w:end w:val="single" w:space="0" w:color="D3D3D3"/>
+            </w:tcBorders>
+          </w:tcPr>
+          <w:p>
+            <w:pPr>
+              <w:spacing w:before="0" w:after="60"/>
+              <w:keepNext/>
+              <w:jc w:val="end"/>
+            </w:pPr>
+            <w:r>
+              <w:rPr>
+                <w:rFonts w:ascii="Calibri" w:hAnsi="Calibri"/>
+                <w:sz w:val="11px"/>
+              </w:rPr>
+              <w:t xml:space="default">1.86 × 10^-3</w:t>
+            </w:r>
+          </w:p>
+        </w:tc>
+        <w:tc>
+          <w:tcPr>
+            <w:tcBorders>
+              <w:top w:val="single" w:space="0" w:color="D3D3D3"/>
+              <w:bottom w:val="single" w:space="0" w:color="D3D3D3"/>
+              <w:start w:val="single" w:space="0" w:color="D3D3D3"/>
+              <w:end w:val="single" w:space="0" w:color="D3D3D3"/>
+            </w:tcBorders>
+          </w:tcPr>
+          <w:p>
+            <w:pPr>
+              <w:spacing w:before="0" w:after="60"/>
+              <w:keepNext/>
+              <w:jc w:val="end"/>
+            </w:pPr>
+            <w:r>
+              <w:rPr>
+                <w:rFonts w:ascii="Calibri" w:hAnsi="Calibri"/>
+                <w:sz w:val="11px"/>
+              </w:rPr>
+              <w:t xml:space="default">-0.03</w:t>
+            </w:r>
+          </w:p>
+        </w:tc>
+        <w:tc>
+          <w:tcPr>
+            <w:tcBorders>
+              <w:top w:val="single" w:space="0" w:color="D3D3D3"/>
+              <w:bottom w:val="single" w:space="0" w:color="D3D3D3"/>
+              <w:start w:val="single" w:space="0" w:color="D3D3D3"/>
+              <w:end w:val="single" w:space="0" w:color="D3D3D3"/>
+            </w:tcBorders>
+            <w:shd w:val="clear" w:color="auto" w:fill="2166AC"/>
           </w:tcPr>
           <w:p>
             <w:pPr>
@@ -6847,31 +6847,31 @@
                 <w:sz w:val="11px"/>
                 <w:color w:val="FFFFFF"/>
               </w:rPr>
-              <w:t xml:space="default">Up</w:t>
-            </w:r>
-          </w:p>
-        </w:tc>
-        <w:tc>
-          <w:tcPr>
-            <w:tcBorders>
-              <w:top w:val="single" w:space="0" w:color="D3D3D3"/>
-              <w:bottom w:val="single" w:space="0" w:color="D3D3D3"/>
-              <w:start w:val="single" w:space="0" w:color="D3D3D3"/>
-              <w:end w:val="single" w:space="0" w:color="D3D3D3"/>
-            </w:tcBorders>
-          </w:tcPr>
-          <w:p>
-            <w:pPr>
-              <w:spacing w:before="0" w:after="60"/>
-              <w:keepNext/>
-              <w:jc w:val="end"/>
-            </w:pPr>
-            <w:r>
-              <w:rPr>
-                <w:rFonts w:ascii="Calibri" w:hAnsi="Calibri"/>
-                <w:sz w:val="11px"/>
-              </w:rPr>
-              <w:t xml:space="default">19</w:t>
+              <w:t xml:space="default">Down</w:t>
+            </w:r>
+          </w:p>
+        </w:tc>
+        <w:tc>
+          <w:tcPr>
+            <w:tcBorders>
+              <w:top w:val="single" w:space="0" w:color="D3D3D3"/>
+              <w:bottom w:val="single" w:space="0" w:color="D3D3D3"/>
+              <w:start w:val="single" w:space="0" w:color="D3D3D3"/>
+              <w:end w:val="single" w:space="0" w:color="D3D3D3"/>
+            </w:tcBorders>
+          </w:tcPr>
+          <w:p>
+            <w:pPr>
+              <w:spacing w:before="0" w:after="60"/>
+              <w:keepNext/>
+              <w:jc w:val="end"/>
+            </w:pPr>
+            <w:r>
+              <w:rPr>
+                <w:rFonts w:ascii="Calibri" w:hAnsi="Calibri"/>
+                <w:sz w:val="11px"/>
+              </w:rPr>
+              <w:t xml:space="default">43</w:t>
             </w:r>
           </w:p>
         </w:tc>
@@ -6950,67 +6950,67 @@
                 <w:rFonts w:ascii="Calibri" w:hAnsi="Calibri"/>
                 <w:sz w:val="11px"/>
               </w:rPr>
-              <w:t xml:space="default">single-stranded DNA binding</w:t>
-            </w:r>
-          </w:p>
-        </w:tc>
-        <w:tc>
-          <w:tcPr>
-            <w:tcBorders>
-              <w:top w:val="single" w:space="0" w:color="D3D3D3"/>
-              <w:bottom w:val="single" w:space="0" w:color="D3D3D3"/>
-              <w:start w:val="single" w:space="0" w:color="D3D3D3"/>
-              <w:end w:val="single" w:space="0" w:color="D3D3D3"/>
-            </w:tcBorders>
-          </w:tcPr>
-          <w:p>
-            <w:pPr>
-              <w:spacing w:before="0" w:after="60"/>
-              <w:keepNext/>
-              <w:jc w:val="end"/>
-            </w:pPr>
-            <w:r>
-              <w:rPr>
-                <w:rFonts w:ascii="Calibri" w:hAnsi="Calibri"/>
-                <w:sz w:val="11px"/>
-              </w:rPr>
-              <w:t xml:space="default">5.08 × 10^-3</w:t>
-            </w:r>
-          </w:p>
-        </w:tc>
-        <w:tc>
-          <w:tcPr>
-            <w:tcBorders>
-              <w:top w:val="single" w:space="0" w:color="D3D3D3"/>
-              <w:bottom w:val="single" w:space="0" w:color="D3D3D3"/>
-              <w:start w:val="single" w:space="0" w:color="D3D3D3"/>
-              <w:end w:val="single" w:space="0" w:color="D3D3D3"/>
-            </w:tcBorders>
-          </w:tcPr>
-          <w:p>
-            <w:pPr>
-              <w:spacing w:before="0" w:after="60"/>
-              <w:keepNext/>
-              <w:jc w:val="end"/>
-            </w:pPr>
-            <w:r>
-              <w:rPr>
-                <w:rFonts w:ascii="Calibri" w:hAnsi="Calibri"/>
-                <w:sz w:val="11px"/>
-              </w:rPr>
-              <w:t xml:space="default">0.56</w:t>
-            </w:r>
-          </w:p>
-        </w:tc>
-        <w:tc>
-          <w:tcPr>
-            <w:tcBorders>
-              <w:top w:val="single" w:space="0" w:color="D3D3D3"/>
-              <w:bottom w:val="single" w:space="0" w:color="D3D3D3"/>
-              <w:start w:val="single" w:space="0" w:color="D3D3D3"/>
-              <w:end w:val="single" w:space="0" w:color="D3D3D3"/>
-            </w:tcBorders>
-            <w:shd w:val="clear" w:color="auto" w:fill="B2182B"/>
+              <w:t xml:space="default">guanylate cyclase activity</w:t>
+            </w:r>
+          </w:p>
+        </w:tc>
+        <w:tc>
+          <w:tcPr>
+            <w:tcBorders>
+              <w:top w:val="single" w:space="0" w:color="D3D3D3"/>
+              <w:bottom w:val="single" w:space="0" w:color="D3D3D3"/>
+              <w:start w:val="single" w:space="0" w:color="D3D3D3"/>
+              <w:end w:val="single" w:space="0" w:color="D3D3D3"/>
+            </w:tcBorders>
+          </w:tcPr>
+          <w:p>
+            <w:pPr>
+              <w:spacing w:before="0" w:after="60"/>
+              <w:keepNext/>
+              <w:jc w:val="end"/>
+            </w:pPr>
+            <w:r>
+              <w:rPr>
+                <w:rFonts w:ascii="Calibri" w:hAnsi="Calibri"/>
+                <w:sz w:val="11px"/>
+              </w:rPr>
+              <w:t xml:space="default">2.40 × 10^-3</w:t>
+            </w:r>
+          </w:p>
+        </w:tc>
+        <w:tc>
+          <w:tcPr>
+            <w:tcBorders>
+              <w:top w:val="single" w:space="0" w:color="D3D3D3"/>
+              <w:bottom w:val="single" w:space="0" w:color="D3D3D3"/>
+              <w:start w:val="single" w:space="0" w:color="D3D3D3"/>
+              <w:end w:val="single" w:space="0" w:color="D3D3D3"/>
+            </w:tcBorders>
+          </w:tcPr>
+          <w:p>
+            <w:pPr>
+              <w:spacing w:before="0" w:after="60"/>
+              <w:keepNext/>
+              <w:jc w:val="end"/>
+            </w:pPr>
+            <w:r>
+              <w:rPr>
+                <w:rFonts w:ascii="Calibri" w:hAnsi="Calibri"/>
+                <w:sz w:val="11px"/>
+              </w:rPr>
+              <w:t xml:space="default">-0.03</w:t>
+            </w:r>
+          </w:p>
+        </w:tc>
+        <w:tc>
+          <w:tcPr>
+            <w:tcBorders>
+              <w:top w:val="single" w:space="0" w:color="D3D3D3"/>
+              <w:bottom w:val="single" w:space="0" w:color="D3D3D3"/>
+              <w:start w:val="single" w:space="0" w:color="D3D3D3"/>
+              <w:end w:val="single" w:space="0" w:color="D3D3D3"/>
+            </w:tcBorders>
+            <w:shd w:val="clear" w:color="auto" w:fill="2166AC"/>
           </w:tcPr>
           <w:p>
             <w:pPr>
@@ -7024,31 +7024,31 @@
                 <w:sz w:val="11px"/>
                 <w:color w:val="FFFFFF"/>
               </w:rPr>
-              <w:t xml:space="default">Up</w:t>
-            </w:r>
-          </w:p>
-        </w:tc>
-        <w:tc>
-          <w:tcPr>
-            <w:tcBorders>
-              <w:top w:val="single" w:space="0" w:color="D3D3D3"/>
-              <w:bottom w:val="single" w:space="0" w:color="D3D3D3"/>
-              <w:start w:val="single" w:space="0" w:color="D3D3D3"/>
-              <w:end w:val="single" w:space="0" w:color="D3D3D3"/>
-            </w:tcBorders>
-          </w:tcPr>
-          <w:p>
-            <w:pPr>
-              <w:spacing w:before="0" w:after="60"/>
-              <w:keepNext/>
-              <w:jc w:val="end"/>
-            </w:pPr>
-            <w:r>
-              <w:rPr>
-                <w:rFonts w:ascii="Calibri" w:hAnsi="Calibri"/>
-                <w:sz w:val="11px"/>
-              </w:rPr>
-              <w:t xml:space="default">2</w:t>
+              <w:t xml:space="default">Down</w:t>
+            </w:r>
+          </w:p>
+        </w:tc>
+        <w:tc>
+          <w:tcPr>
+            <w:tcBorders>
+              <w:top w:val="single" w:space="0" w:color="D3D3D3"/>
+              <w:bottom w:val="single" w:space="0" w:color="D3D3D3"/>
+              <w:start w:val="single" w:space="0" w:color="D3D3D3"/>
+              <w:end w:val="single" w:space="0" w:color="D3D3D3"/>
+            </w:tcBorders>
+          </w:tcPr>
+          <w:p>
+            <w:pPr>
+              <w:spacing w:before="0" w:after="60"/>
+              <w:keepNext/>
+              <w:jc w:val="end"/>
+            </w:pPr>
+            <w:r>
+              <w:rPr>
+                <w:rFonts w:ascii="Calibri" w:hAnsi="Calibri"/>
+                <w:sz w:val="11px"/>
+              </w:rPr>
+              <w:t xml:space="default">0</w:t>
             </w:r>
           </w:p>
         </w:tc>
@@ -7089,7 +7089,7 @@
               <w:start w:val="single" w:space="0" w:color="D3D3D3"/>
               <w:end w:val="single" w:space="0" w:color="D3D3D3"/>
             </w:tcBorders>
-            <w:shd w:val="clear" w:color="auto" w:fill="E41A1C"/>
+            <w:shd w:val="clear" w:color="auto" w:fill="4DAF4A"/>
           </w:tcPr>
           <w:p>
             <w:pPr>
@@ -7103,7 +7103,7 @@
                 <w:sz w:val="11px"/>
                 <w:color w:val="FFFFFF"/>
               </w:rPr>
-              <w:t xml:space="default">CC</w:t>
+              <w:t xml:space="default">BP</w:t>
             </w:r>
           </w:p>
         </w:tc>
@@ -7127,67 +7127,67 @@
                 <w:rFonts w:ascii="Calibri" w:hAnsi="Calibri"/>
                 <w:sz w:val="11px"/>
               </w:rPr>
-              <w:t xml:space="default">histone deacetylase complex</w:t>
-            </w:r>
-          </w:p>
-        </w:tc>
-        <w:tc>
-          <w:tcPr>
-            <w:tcBorders>
-              <w:top w:val="single" w:space="0" w:color="D3D3D3"/>
-              <w:bottom w:val="single" w:space="0" w:color="D3D3D3"/>
-              <w:start w:val="single" w:space="0" w:color="D3D3D3"/>
-              <w:end w:val="single" w:space="0" w:color="D3D3D3"/>
-            </w:tcBorders>
-          </w:tcPr>
-          <w:p>
-            <w:pPr>
-              <w:spacing w:before="0" w:after="60"/>
-              <w:keepNext/>
-              <w:jc w:val="end"/>
-            </w:pPr>
-            <w:r>
-              <w:rPr>
-                <w:rFonts w:ascii="Calibri" w:hAnsi="Calibri"/>
-                <w:sz w:val="11px"/>
-              </w:rPr>
-              <w:t xml:space="default">1.22 × 10^-2</w:t>
-            </w:r>
-          </w:p>
-        </w:tc>
-        <w:tc>
-          <w:tcPr>
-            <w:tcBorders>
-              <w:top w:val="single" w:space="0" w:color="D3D3D3"/>
-              <w:bottom w:val="single" w:space="0" w:color="D3D3D3"/>
-              <w:start w:val="single" w:space="0" w:color="D3D3D3"/>
-              <w:end w:val="single" w:space="0" w:color="D3D3D3"/>
-            </w:tcBorders>
-          </w:tcPr>
-          <w:p>
-            <w:pPr>
-              <w:spacing w:before="0" w:after="60"/>
-              <w:keepNext/>
-              <w:jc w:val="end"/>
-            </w:pPr>
-            <w:r>
-              <w:rPr>
-                <w:rFonts w:ascii="Calibri" w:hAnsi="Calibri"/>
-                <w:sz w:val="11px"/>
-              </w:rPr>
-              <w:t xml:space="default">-0.67</w:t>
-            </w:r>
-          </w:p>
-        </w:tc>
-        <w:tc>
-          <w:tcPr>
-            <w:tcBorders>
-              <w:top w:val="single" w:space="0" w:color="D3D3D3"/>
-              <w:bottom w:val="single" w:space="0" w:color="D3D3D3"/>
-              <w:start w:val="single" w:space="0" w:color="D3D3D3"/>
-              <w:end w:val="single" w:space="0" w:color="D3D3D3"/>
-            </w:tcBorders>
-            <w:shd w:val="clear" w:color="auto" w:fill="2166AC"/>
+              <w:t xml:space="default">DNA metabolic process</w:t>
+            </w:r>
+          </w:p>
+        </w:tc>
+        <w:tc>
+          <w:tcPr>
+            <w:tcBorders>
+              <w:top w:val="single" w:space="0" w:color="D3D3D3"/>
+              <w:bottom w:val="single" w:space="0" w:color="D3D3D3"/>
+              <w:start w:val="single" w:space="0" w:color="D3D3D3"/>
+              <w:end w:val="single" w:space="0" w:color="D3D3D3"/>
+            </w:tcBorders>
+          </w:tcPr>
+          <w:p>
+            <w:pPr>
+              <w:spacing w:before="0" w:after="60"/>
+              <w:keepNext/>
+              <w:jc w:val="end"/>
+            </w:pPr>
+            <w:r>
+              <w:rPr>
+                <w:rFonts w:ascii="Calibri" w:hAnsi="Calibri"/>
+                <w:sz w:val="11px"/>
+              </w:rPr>
+              <w:t xml:space="default">2.98 × 10^-3</w:t>
+            </w:r>
+          </w:p>
+        </w:tc>
+        <w:tc>
+          <w:tcPr>
+            <w:tcBorders>
+              <w:top w:val="single" w:space="0" w:color="D3D3D3"/>
+              <w:bottom w:val="single" w:space="0" w:color="D3D3D3"/>
+              <w:start w:val="single" w:space="0" w:color="D3D3D3"/>
+              <w:end w:val="single" w:space="0" w:color="D3D3D3"/>
+            </w:tcBorders>
+          </w:tcPr>
+          <w:p>
+            <w:pPr>
+              <w:spacing w:before="0" w:after="60"/>
+              <w:keepNext/>
+              <w:jc w:val="end"/>
+            </w:pPr>
+            <w:r>
+              <w:rPr>
+                <w:rFonts w:ascii="Calibri" w:hAnsi="Calibri"/>
+                <w:sz w:val="11px"/>
+              </w:rPr>
+              <w:t xml:space="default">0.10</w:t>
+            </w:r>
+          </w:p>
+        </w:tc>
+        <w:tc>
+          <w:tcPr>
+            <w:tcBorders>
+              <w:top w:val="single" w:space="0" w:color="D3D3D3"/>
+              <w:bottom w:val="single" w:space="0" w:color="D3D3D3"/>
+              <w:start w:val="single" w:space="0" w:color="D3D3D3"/>
+              <w:end w:val="single" w:space="0" w:color="D3D3D3"/>
+            </w:tcBorders>
+            <w:shd w:val="clear" w:color="auto" w:fill="B2182B"/>
           </w:tcPr>
           <w:p>
             <w:pPr>
@@ -7201,31 +7201,31 @@
                 <w:sz w:val="11px"/>
                 <w:color w:val="FFFFFF"/>
               </w:rPr>
-              <w:t xml:space="default">Down</w:t>
-            </w:r>
-          </w:p>
-        </w:tc>
-        <w:tc>
-          <w:tcPr>
-            <w:tcBorders>
-              <w:top w:val="single" w:space="0" w:color="D3D3D3"/>
-              <w:bottom w:val="single" w:space="0" w:color="D3D3D3"/>
-              <w:start w:val="single" w:space="0" w:color="D3D3D3"/>
-              <w:end w:val="single" w:space="0" w:color="D3D3D3"/>
-            </w:tcBorders>
-          </w:tcPr>
-          <w:p>
-            <w:pPr>
-              <w:spacing w:before="0" w:after="60"/>
-              <w:keepNext/>
-              <w:jc w:val="end"/>
-            </w:pPr>
-            <w:r>
-              <w:rPr>
-                <w:rFonts w:ascii="Calibri" w:hAnsi="Calibri"/>
-                <w:sz w:val="11px"/>
-              </w:rPr>
-              <w:t xml:space="default">3</w:t>
+              <w:t xml:space="default">Up</w:t>
+            </w:r>
+          </w:p>
+        </w:tc>
+        <w:tc>
+          <w:tcPr>
+            <w:tcBorders>
+              <w:top w:val="single" w:space="0" w:color="D3D3D3"/>
+              <w:bottom w:val="single" w:space="0" w:color="D3D3D3"/>
+              <w:start w:val="single" w:space="0" w:color="D3D3D3"/>
+              <w:end w:val="single" w:space="0" w:color="D3D3D3"/>
+            </w:tcBorders>
+          </w:tcPr>
+          <w:p>
+            <w:pPr>
+              <w:spacing w:before="0" w:after="60"/>
+              <w:keepNext/>
+              <w:jc w:val="end"/>
+            </w:pPr>
+            <w:r>
+              <w:rPr>
+                <w:rFonts w:ascii="Calibri" w:hAnsi="Calibri"/>
+                <w:sz w:val="11px"/>
+              </w:rPr>
+              <w:t xml:space="default">19</w:t>
             </w:r>
           </w:p>
         </w:tc>
@@ -7266,7 +7266,7 @@
               <w:start w:val="single" w:space="0" w:color="D3D3D3"/>
               <w:end w:val="single" w:space="0" w:color="D3D3D3"/>
             </w:tcBorders>
-            <w:shd w:val="clear" w:color="auto" w:fill="377EB8"/>
+            <w:shd w:val="clear" w:color="auto" w:fill="4DAF4A"/>
           </w:tcPr>
           <w:p>
             <w:pPr>
@@ -7280,7 +7280,7 @@
                 <w:sz w:val="11px"/>
                 <w:color w:val="FFFFFF"/>
               </w:rPr>
-              <w:t xml:space="default">MF</w:t>
+              <w:t xml:space="default">BP</w:t>
             </w:r>
           </w:p>
         </w:tc>
@@ -7304,67 +7304,67 @@
                 <w:rFonts w:ascii="Calibri" w:hAnsi="Calibri"/>
                 <w:sz w:val="11px"/>
               </w:rPr>
-              <w:t xml:space="default">protein serine/threonine kinase activity</w:t>
-            </w:r>
-          </w:p>
-        </w:tc>
-        <w:tc>
-          <w:tcPr>
-            <w:tcBorders>
-              <w:top w:val="single" w:space="0" w:color="D3D3D3"/>
-              <w:bottom w:val="single" w:space="0" w:color="D3D3D3"/>
-              <w:start w:val="single" w:space="0" w:color="D3D3D3"/>
-              <w:end w:val="single" w:space="0" w:color="D3D3D3"/>
-            </w:tcBorders>
-          </w:tcPr>
-          <w:p>
-            <w:pPr>
-              <w:spacing w:before="0" w:after="60"/>
-              <w:keepNext/>
-              <w:jc w:val="end"/>
-            </w:pPr>
-            <w:r>
-              <w:rPr>
-                <w:rFonts w:ascii="Calibri" w:hAnsi="Calibri"/>
-                <w:sz w:val="11px"/>
-              </w:rPr>
-              <w:t xml:space="default">1.73 × 10^-2</w:t>
-            </w:r>
-          </w:p>
-        </w:tc>
-        <w:tc>
-          <w:tcPr>
-            <w:tcBorders>
-              <w:top w:val="single" w:space="0" w:color="D3D3D3"/>
-              <w:bottom w:val="single" w:space="0" w:color="D3D3D3"/>
-              <w:start w:val="single" w:space="0" w:color="D3D3D3"/>
-              <w:end w:val="single" w:space="0" w:color="D3D3D3"/>
-            </w:tcBorders>
-          </w:tcPr>
-          <w:p>
-            <w:pPr>
-              <w:spacing w:before="0" w:after="60"/>
-              <w:keepNext/>
-              <w:jc w:val="end"/>
-            </w:pPr>
-            <w:r>
-              <w:rPr>
-                <w:rFonts w:ascii="Calibri" w:hAnsi="Calibri"/>
-                <w:sz w:val="11px"/>
-              </w:rPr>
-              <w:t xml:space="default">-0.80</w:t>
-            </w:r>
-          </w:p>
-        </w:tc>
-        <w:tc>
-          <w:tcPr>
-            <w:tcBorders>
-              <w:top w:val="single" w:space="0" w:color="D3D3D3"/>
-              <w:bottom w:val="single" w:space="0" w:color="D3D3D3"/>
-              <w:start w:val="single" w:space="0" w:color="D3D3D3"/>
-              <w:end w:val="single" w:space="0" w:color="D3D3D3"/>
-            </w:tcBorders>
-            <w:shd w:val="clear" w:color="auto" w:fill="2166AC"/>
+              <w:t xml:space="default">skeletal muscle cell differentiation</w:t>
+            </w:r>
+          </w:p>
+        </w:tc>
+        <w:tc>
+          <w:tcPr>
+            <w:tcBorders>
+              <w:top w:val="single" w:space="0" w:color="D3D3D3"/>
+              <w:bottom w:val="single" w:space="0" w:color="D3D3D3"/>
+              <w:start w:val="single" w:space="0" w:color="D3D3D3"/>
+              <w:end w:val="single" w:space="0" w:color="D3D3D3"/>
+            </w:tcBorders>
+          </w:tcPr>
+          <w:p>
+            <w:pPr>
+              <w:spacing w:before="0" w:after="60"/>
+              <w:keepNext/>
+              <w:jc w:val="end"/>
+            </w:pPr>
+            <w:r>
+              <w:rPr>
+                <w:rFonts w:ascii="Calibri" w:hAnsi="Calibri"/>
+                <w:sz w:val="11px"/>
+              </w:rPr>
+              <w:t xml:space="default">3.97 × 10^-3</w:t>
+            </w:r>
+          </w:p>
+        </w:tc>
+        <w:tc>
+          <w:tcPr>
+            <w:tcBorders>
+              <w:top w:val="single" w:space="0" w:color="D3D3D3"/>
+              <w:bottom w:val="single" w:space="0" w:color="D3D3D3"/>
+              <w:start w:val="single" w:space="0" w:color="D3D3D3"/>
+              <w:end w:val="single" w:space="0" w:color="D3D3D3"/>
+            </w:tcBorders>
+          </w:tcPr>
+          <w:p>
+            <w:pPr>
+              <w:spacing w:before="0" w:after="60"/>
+              <w:keepNext/>
+              <w:jc w:val="end"/>
+            </w:pPr>
+            <w:r>
+              <w:rPr>
+                <w:rFonts w:ascii="Calibri" w:hAnsi="Calibri"/>
+                <w:sz w:val="11px"/>
+              </w:rPr>
+              <w:t xml:space="default">0.17</w:t>
+            </w:r>
+          </w:p>
+        </w:tc>
+        <w:tc>
+          <w:tcPr>
+            <w:tcBorders>
+              <w:top w:val="single" w:space="0" w:color="D3D3D3"/>
+              <w:bottom w:val="single" w:space="0" w:color="D3D3D3"/>
+              <w:start w:val="single" w:space="0" w:color="D3D3D3"/>
+              <w:end w:val="single" w:space="0" w:color="D3D3D3"/>
+            </w:tcBorders>
+            <w:shd w:val="clear" w:color="auto" w:fill="B2182B"/>
           </w:tcPr>
           <w:p>
             <w:pPr>
@@ -7378,31 +7378,31 @@
                 <w:sz w:val="11px"/>
                 <w:color w:val="FFFFFF"/>
               </w:rPr>
-              <w:t xml:space="default">Down</w:t>
-            </w:r>
-          </w:p>
-        </w:tc>
-        <w:tc>
-          <w:tcPr>
-            <w:tcBorders>
-              <w:top w:val="single" w:space="0" w:color="D3D3D3"/>
-              <w:bottom w:val="single" w:space="0" w:color="D3D3D3"/>
-              <w:start w:val="single" w:space="0" w:color="D3D3D3"/>
-              <w:end w:val="single" w:space="0" w:color="D3D3D3"/>
-            </w:tcBorders>
-          </w:tcPr>
-          <w:p>
-            <w:pPr>
-              <w:spacing w:before="0" w:after="60"/>
-              <w:keepNext/>
-              <w:jc w:val="end"/>
-            </w:pPr>
-            <w:r>
-              <w:rPr>
-                <w:rFonts w:ascii="Calibri" w:hAnsi="Calibri"/>
-                <w:sz w:val="11px"/>
-              </w:rPr>
-              <w:t xml:space="default">9</w:t>
+              <w:t xml:space="default">Up</w:t>
+            </w:r>
+          </w:p>
+        </w:tc>
+        <w:tc>
+          <w:tcPr>
+            <w:tcBorders>
+              <w:top w:val="single" w:space="0" w:color="D3D3D3"/>
+              <w:bottom w:val="single" w:space="0" w:color="D3D3D3"/>
+              <w:start w:val="single" w:space="0" w:color="D3D3D3"/>
+              <w:end w:val="single" w:space="0" w:color="D3D3D3"/>
+            </w:tcBorders>
+          </w:tcPr>
+          <w:p>
+            <w:pPr>
+              <w:spacing w:before="0" w:after="60"/>
+              <w:keepNext/>
+              <w:jc w:val="end"/>
+            </w:pPr>
+            <w:r>
+              <w:rPr>
+                <w:rFonts w:ascii="Calibri" w:hAnsi="Calibri"/>
+                <w:sz w:val="11px"/>
+              </w:rPr>
+              <w:t xml:space="default">5</w:t>
             </w:r>
           </w:p>
         </w:tc>
